--- a/LLDD/word/Jobs/LLDD-BE-Job-2-ImportImpactStore.docx
+++ b/LLDD/word/Jobs/LLDD-BE-Job-2-ImportImpactStore.docx
@@ -1430,7 +1430,16 @@
         <w:t>@Cron</w:t>
       </w:r>
       <w:r>
-        <w:t xml:space="preserve">) · ทุก job ถูกบันทึกลง </w:t>
+        <w:t xml:space="preserve">) — </w:t>
+      </w:r>
+      <w:r>
+        <w:rPr>
+          <w:b/>
+        </w:rPr>
+        <w:t>ยกเว้น job ที่เป็น event-driven (ดูหัวข้อ Config Schema ของ job นั้น) ซึ่งห้ามตั้ง schedule</w:t>
+      </w:r>
+      <w:r>
+        <w:t xml:space="preserve"> · ทุก job ถูกบันทึกลง </w:t>
       </w:r>
       <w:r>
         <w:rPr>
@@ -9663,7 +9672,7 @@
                 <w:rFonts w:ascii="Arial" w:hAnsi="Arial" w:eastAsia="Arial" w:cs="Tahoma"/>
                 <w:sz w:val="18"/>
               </w:rPr>
-              <w:t>ไม่มีตาราง job_run_histories แล้ว · ไฟล์/ACK ดูที่ sgi_interface_transactions</w:t>
+              <w:t>ไม่มีตาราง job_run_histories แล้ว · ผลการรับส่งไฟล์/ข้อความดูที่ sgi_interface_transactions</w:t>
             </w:r>
           </w:p>
         </w:tc>
@@ -10114,16 +10123,34 @@
         <w:t>publishMessage</w:t>
       </w:r>
       <w:r>
-        <w:t xml:space="preserve"> เป็น fire-and-forget ไม่มี publisher confirm/outbox — งานที่ต้องการ </w:t>
+        <w:t xml:space="preserve"> เป็น fire-and-forget </w:t>
       </w:r>
       <w:r>
         <w:rPr>
           <w:b/>
         </w:rPr>
-        <w:t>transactional outbox + ACK</w:t>
+        <w:t>ไม่มี publisher confirm และไม่มี outbox</w:t>
       </w:r>
       <w:r>
-        <w:t xml:space="preserve"> (Job 6) ต้องสร้างกลไกเพิ่ม ไม่ใช่ reuse ตรง ๆ (4) ยังไม่มี entity/ตาราง </w:t>
+        <w:t xml:space="preserve"> — งานที่ต้องการ </w:t>
+      </w:r>
+      <w:r>
+        <w:rPr>
+          <w:b/>
+        </w:rPr>
+        <w:t>transactional outbox + publisher confirm</w:t>
+      </w:r>
+      <w:r>
+        <w:t xml:space="preserve"> (Job 6 · และ </w:t>
+      </w:r>
+      <w:r>
+        <w:rPr>
+          <w:rFonts w:ascii="Courier New" w:hAnsi="Courier New" w:eastAsia="Courier New" w:cs="Tahoma"/>
+        </w:rPr>
+        <w:t>sgi_reflow</w:t>
+      </w:r>
+      <w:r>
+        <w:t xml:space="preserve"> ฝั่ง BE) ต้องสร้างกลไกเพิ่มเอง ไม่ใช่ reuse ได้เลย · ⚠️ ไม่มี ACK ระดับธุรกิจให้รอ (มติ 2026-09-08 ข้อ 2.13) (4) ยังไม่มี entity/ตาราง </w:t>
       </w:r>
       <w:r>
         <w:rPr>

--- a/LLDD/word/Jobs/LLDD-BE-Job-2-ImportImpactStore.docx
+++ b/LLDD/word/Jobs/LLDD-BE-Job-2-ImportImpactStore.docx
@@ -823,7 +823,7 @@
                 <w:rFonts w:ascii="Arial" w:hAnsi="Arial" w:eastAsia="Arial" w:cs="Tahoma"/>
                 <w:sz w:val="18"/>
               </w:rPr>
-              <w:t>นำเข้าคู่ร้านถูกกระทบจาก ALLMAP: นำคู่ร้านถูกกระทบ–ร้านเปิดใหม่จากวิว ALLMAP เข้า sgi_fgi_impact_stores เติมข้อมูลจากตาราง master แล้วใช้กฎ DENY และ ON_PROCESS ตั้งค่า sales_request_status เป็น W / N / P</w:t>
+              <w:t>นำเข้าคู่ร้านถูกกระทบจาก ALLMAP: นำคู่ร้านถูกกระทบ–ร้านเปิดใหม่จากวิว ALLMAP เข้า sgi_fgi_impact_stores เติมข้อมูลจากตาราง master แล้วใช้กฎ DENY และ ON_PROCESS ตั้งค่า verify_status จาก W เป็น P หรือ N</w:t>
             </w:r>
           </w:p>
         </w:tc>
@@ -3581,9 +3581,25 @@
             <w:r>
               <w:rPr>
                 <w:rFonts w:ascii="Arial" w:hAnsi="Arial" w:eastAsia="Arial" w:cs="Tahoma"/>
-                <w:sz w:val="18"/>
-              </w:rPr>
-              <w:t>สร้าง/หา sgi_fgi_impact_processes และ upsert candidate ทีละ chunk ใน transaction; chunk fail rollback เฉพาะ chunk</w:t>
+                <w:b/>
+                <w:sz w:val="18"/>
+              </w:rPr>
+              <w:t>ทั้ง 3 ขั้น (impacted_stores -&gt; impact_processes -&gt; impact_stores) ของ candidate หนึ่งราย ต้องอยู่ใน transaction เดียวกัน</w:t>
+            </w:r>
+            <w:r>
+              <w:rPr>
+                <w:rFonts w:ascii="Arial" w:hAnsi="Arial" w:eastAsia="Arial" w:cs="Tahoma"/>
+                <w:sz w:val="18"/>
+              </w:rPr>
+              <w:t xml:space="preserve"> — ห้าม commit แถวแม่แยกจากคู่ร้าน ไม่งั้นจะเหลือแถวแม่ที่ไม่มีลูก; chunk fail rollback เฉพาะ chunk แล้วนับเข้า failedCount; </w:t>
+            </w:r>
+            <w:r>
+              <w:rPr>
+                <w:rFonts w:ascii="Arial" w:hAnsi="Arial" w:eastAsia="Arial" w:cs="Tahoma"/>
+                <w:b/>
+                <w:sz w:val="18"/>
+              </w:rPr>
+              <w:t>ห้ามซ้อน transaction สองชั้นแบบระบบเดิม</w:t>
             </w:r>
           </w:p>
         </w:tc>
@@ -3953,7 +3969,25 @@
     <w:p/>
     <w:p>
       <w:r>
-        <w:t>Line ranges refer to the legacy Java implementation under /Users/bank_mac/gosoft/java/SBP/fcsJar. Use these ranges to preserve business behavior while implementing the target Node job.</w:t>
+        <w:t xml:space="preserve">Line ranges refer to the legacy Java implementation under </w:t>
+      </w:r>
+      <w:r>
+        <w:rPr>
+          <w:rFonts w:ascii="Courier New" w:hAnsi="Courier New" w:eastAsia="Courier New" w:cs="Tahoma"/>
+        </w:rPr>
+        <w:t>batchjob/fcsJar/</w:t>
+      </w:r>
+      <w:r>
+        <w:t xml:space="preserve"> (path นับจากราก </w:t>
+      </w:r>
+      <w:r>
+        <w:rPr>
+          <w:rFonts w:ascii="Courier New" w:hAnsi="Courier New" w:eastAsia="Courier New" w:cs="Tahoma"/>
+        </w:rPr>
+        <w:t>sbp-prototype/</w:t>
+      </w:r>
+      <w:r>
+        <w:t>). Use these ranges to preserve business behavior while implementing the target Node job.</w:t>
       </w:r>
     </w:p>
     <w:p>
@@ -4214,9 +4248,25 @@
             <w:r>
               <w:rPr>
                 <w:rFonts w:ascii="Arial" w:hAnsi="Arial" w:eastAsia="Arial" w:cs="Tahoma"/>
-                <w:sz w:val="18"/>
-              </w:rPr>
-              <w:t>สร้าง/หา sgi_fgi_impact_processes และ upsert candidate ทีละ chunk ใน transaction; chunk fail rollback เฉพาะ chunk</w:t>
+                <w:b/>
+                <w:sz w:val="18"/>
+              </w:rPr>
+              <w:t>ทั้ง 3 ขั้น (impacted_stores -&gt; impact_processes -&gt; impact_stores) ของ candidate หนึ่งราย ต้องอยู่ใน transaction เดียวกัน</w:t>
+            </w:r>
+            <w:r>
+              <w:rPr>
+                <w:rFonts w:ascii="Arial" w:hAnsi="Arial" w:eastAsia="Arial" w:cs="Tahoma"/>
+                <w:sz w:val="18"/>
+              </w:rPr>
+              <w:t xml:space="preserve"> — ห้าม commit แถวแม่แยกจากคู่ร้าน ไม่งั้นจะเหลือแถวแม่ที่ไม่มีลูก; chunk fail rollback เฉพาะ chunk แล้วนับเข้า failedCount; </w:t>
+            </w:r>
+            <w:r>
+              <w:rPr>
+                <w:rFonts w:ascii="Arial" w:hAnsi="Arial" w:eastAsia="Arial" w:cs="Tahoma"/>
+                <w:b/>
+                <w:sz w:val="18"/>
+              </w:rPr>
+              <w:t>ห้ามซ้อน transaction สองชั้นแบบระบบเดิม</w:t>
             </w:r>
           </w:p>
         </w:tc>
@@ -4299,23 +4349,56 @@
           <w:rFonts w:ascii="Courier New" w:hAnsi="Courier New" w:eastAsia="Courier New" w:cs="Tahoma"/>
           <w:sz w:val="16"/>
         </w:rPr>
-        <w:t>-- bind ตามลำดับ: $1=impact_month · $2=zone_code · $3=bangkok_metro_region_codes</w:t>
-        <w:br/>
-        <w:t>SELECT impacted_store_code, new_store_code, impact_month, distance_km, region_code, zone_code, branch_type</w:t>
-        <w:br/>
-        <w:t>FROM allmap_seven_impact_view</w:t>
-        <w:br/>
-        <w:t>WHERE impact_month = $1 /* impact_month */</w:t>
-        <w:br/>
-        <w:t xml:space="preserve">  AND ($2 /* zone_code */ IS NULL OR zone_code = $2 /* zone_code */)</w:t>
-        <w:br/>
-        <w:t xml:space="preserve">  AND distance_km &lt;= CASE</w:t>
-        <w:br/>
-        <w:t xml:space="preserve">        WHEN region_code = ANY($3 /* bangkok_metro_region_codes */) THEN 1.000</w:t>
-        <w:br/>
-        <w:t xml:space="preserve">        ELSE 2.000</w:t>
-        <w:br/>
-        <w:t xml:space="preserve">      END;</w:t>
+        <w:t>-- ⚠️ วิวต้นทางอยู่บน **SQL Server** (GSMALLMAP) ไม่ใช่ PostgreSQL</w:t>
+        <w:br/>
+        <w:t>--    ชื่อคอลัมน์เป็นของวิวจริง (ตัวพิมพ์ใหญ่) · placeholder เป็น ? ของ JDBC/mssql ไม่ใช่ $n/:name</w:t>
+        <w:br/>
+        <w:t>--    และ **ห้ามใช้ ANY()/CASE แบบ PostgreSQL** ที่นี่ — ต้องรันได้บน SQL Server</w:t>
+        <w:br/>
+        <w:t>SELECT STORECODE_I, NAME_I, OPENDATE_I, ZONE_I, SUBZONE_I, BRANCHTYPE_I,</w:t>
+        <w:br/>
+        <w:t xml:space="preserve">       STORECODE_N, NAME_N, OPENDATE_N, ZONE_N, SUBZONE_N, BRANCHTYPE_N,</w:t>
+        <w:br/>
+        <w:t xml:space="preserve">       RADIUS, RADIUS_UNIT, DISTANCE, DISTANCE_UNIT, URL_EMBEDDED,</w:t>
+        <w:br/>
+        <w:t xml:space="preserve">       PERIOD_YEAR, PERIOD_MONTH</w:t>
+        <w:br/>
+        <w:t xml:space="preserve">  FROM (</w:t>
+        <w:br/>
+        <w:t xml:space="preserve">    SELECT *,</w:t>
+        <w:br/>
+        <w:t xml:space="preserve">           ROW_NUMBER() OVER (</w:t>
+        <w:br/>
+        <w:t xml:space="preserve">             PARTITION BY STORECODE_I, STORECODE_N, PERIOD_YEAR, PERIOD_MONTH</w:t>
+        <w:br/>
+        <w:t xml:space="preserve">             -- 🔴 ORDER BY ของระบบเดิมใช้คอลัมน์ที่อยู่ใน PARTITION BY อยู่แล้ว จึงเลือกแถวแบบ</w:t>
+        <w:br/>
+        <w:t xml:space="preserve">             --    non-deterministic · ต้องกำหนด tie-breaker จริง (เช่น DISTANCE ASC) ก่อนใช้งาน</w:t>
+        <w:br/>
+        <w:t xml:space="preserve">             ORDER BY DISTANCE ASC, STORECODE_N ASC</w:t>
+        <w:br/>
+        <w:t xml:space="preserve">           ) AS ROW_NUM</w:t>
+        <w:br/>
+        <w:t xml:space="preserve">      FROM allmapssa.SEVEN_IMPACT_VIEW</w:t>
+        <w:br/>
+        <w:t xml:space="preserve">     WHERE PERIOD_MONTH = ? AND PERIOD_YEAR = ?      -- ✅ ปีเป็น **ค.ศ.** (ยืนยันจากข้อมูลจริง 2026-09-12 · ข้อ 4.4 ปิดแล้ว)</w:t>
+        <w:br/>
+        <w:t xml:space="preserve">       -- โซน: ระบบเดิมต่อสตริงเข้า IN (...) ตรง ๆ = ช่อง SQL injection</w:t>
+        <w:br/>
+        <w:t xml:space="preserve">       --      ระบบใหม่ต้อง bind ทีละค่า + whitelist โซนจาก master</w:t>
+        <w:br/>
+        <w:t xml:space="preserve">       AND (? IS NULL OR ZONE_I IN (/* bind ทีละค่า */))</w:t>
+        <w:br/>
+        <w:t xml:space="preserve">  ) A</w:t>
+        <w:br/>
+        <w:t xml:space="preserve"> WHERE ROW_NUM = 1;</w:t>
+        <w:br/>
+        <w:br/>
+        <w:t>-- 🔴 ระบบเดิม **ไม่ได้กรองรัศมี 1/2 กม. ซ้ำในคิวรีนี้** — ถือว่า ALLMAP คัดมาให้แล้ว</w:t>
+        <w:br/>
+        <w:t>--    ถ้าจะเพิ่มการกรองในระบบใหม่ = requirement ใหม่ ต้องขอ business sign-off ก่อน</w:t>
+        <w:br/>
+        <w:t>--    (และต้องแปลง DISTANCE ตาม DISTANCE_UNIT ก่อนเทียบ — วิวส่งหน่วยมาแยกคอลัมน์)</w:t>
       </w:r>
     </w:p>
     <w:p>
@@ -4339,7 +4422,7 @@
           <w:rFonts w:ascii="Courier New" w:hAnsi="Courier New" w:eastAsia="Courier New" w:cs="Tahoma"/>
           <w:sz w:val="16"/>
         </w:rPr>
-        <w:t>-- bind ตามลำดับ: $1=impact_process_id · $2=impacted_store_code · $3=new_store_code · $4=impact_month · $5=distance_km · $6=created_by</w:t>
+        <w:t>-- bind ตามลำดับ: $1=impacted_store_code · $2=impact_month · $3=impact_year · $4=process_status · $5=impact_process_id · $6=new_store_code · $7=distance_km · $8=created_by</w:t>
         <w:br/>
         <w:t>-- ⚠️ ต้องเป็น DO NOTHING ไม่ใช่ DO UPDATE — ระบบเดิมไม่อัปเดตคู่ร้านที่มีอยู่แล้วเลย</w:t>
         <w:br/>
@@ -4347,21 +4430,80 @@
         <w:br/>
         <w:t>--    เขียนเป็น DO UPDATE จะทับค่าที่คนแก้ไว้ในเอกสารรอบก่อน — ดูหัวข้อเงื่อนไขตัดสินข้อ ข.</w:t>
         <w:br/>
+        <w:t>-- FK บังคับลำดับ 3 ขั้น — ข้ามขั้นไหนก็ insert ไม่ผ่าน</w:t>
+        <w:br/>
+        <w:t>--   sgi_impacted_stores -&gt; sgi_fgi_impact_processes -&gt; sgi_fgi_impact_stores</w:t>
+        <w:br/>
+        <w:br/>
+        <w:t>-- ขั้นที่ 1: ร้านที่ถูกกระทบต้องมีก่อน (FK ของอีกสองตาราง)</w:t>
+        <w:br/>
+        <w:t>--   Job 2 มีแค่ store_code · คอลัมน์อื่น (dv_code · opt_dv_user_id · latitude/longitude ·</w:t>
+        <w:br/>
+        <w:t>--   transfer_sbp_date) ไม่มีข้อมูล จึง **ห้ามเขียนทับของเดิมด้วยค่าว่าง** -&gt; DO NOTHING</w:t>
+        <w:br/>
+        <w:t>INSERT INTO sgi_impacted_stores (store_code, is_active, updated_at)</w:t>
+        <w:br/>
+        <w:t>VALUES ($1 /* impacted_store_code */, TRUE, CURRENT_TIMESTAMP)</w:t>
+        <w:br/>
+        <w:t>ON CONFLICT (store_code) DO NOTHING;   -- ตารางนี้ไม่มี created_at (มีแค่ updated_at)</w:t>
+        <w:br/>
+        <w:br/>
+        <w:t>-- ขั้นที่ 2: แถวแม่ของ (ร้าน + งวด) แล้วเอา id กลับมาใช้เป็น FK</w:t>
+        <w:br/>
+        <w:t>--   impact_year · process_status เป็น NOT NULL และไม่มี DEFAULT -&gt; ต้องใส่ค่าเองทั้งคู่</w:t>
+        <w:br/>
+        <w:t>--   ✅ process_status เคาะแล้ว (มติ 2026-09-12) — Job 2 ใส่ 'IMPORTED' เสมอ</w:t>
+        <w:br/>
+        <w:t>INSERT INTO sgi_fgi_impact_processes</w:t>
+        <w:br/>
+        <w:t xml:space="preserve">    (impacted_store_code, impact_month, impact_year, process_status, flag_action, datasource,</w:t>
+        <w:br/>
+        <w:t xml:space="preserve">     created_at, updated_at)</w:t>
+        <w:br/>
+        <w:t>VALUES ($1 /* impacted_store_code */, $2 /* impact_month */, $3 /* impact_year */,</w:t>
+        <w:br/>
+        <w:t xml:space="preserve">        $4 /* process_status */,  -- 'IMPORTED' — สถานะเริ่มต้นของวงจร (DDL มี DEFAULT ให้แล้วแต่ใส่ชัดเจนดีกว่า)</w:t>
+        <w:br/>
+        <w:t xml:space="preserve">        'N',              -- ยังไม่มีรอบชดเชย (มติ 2026-09-13) · Job 6 เปลี่ยนเป็น 'Y' เมื่อรอบเริ่มจริง</w:t>
+        <w:br/>
+        <w:t xml:space="preserve">        'ALM',            -- ช่องทางต้นทาง · โดเมนจริง ALM/STA/PRO/REA</w:t>
+        <w:br/>
+        <w:t xml:space="preserve">        CURRENT_TIMESTAMP, CURRENT_TIMESTAMP)</w:t>
+        <w:br/>
+        <w:t>-- ⚠️ ต้องเป็น DO UPDATE ไม่ใช่ DO NOTHING — DO NOTHING ไม่คืนแถวเมื่อคีย์ชน</w:t>
+        <w:br/>
+        <w:t>--    ทำให้ RETURNING id ได้ NULL แล้วขั้นที่ 3 ไม่มี FK จะใส่ (FK violation)</w:t>
+        <w:br/>
+        <w:t>--    DO UPDATE ที่แตะเฉพาะ updated_at จึงได้ id กลับมาเสมอโดยไม่ทับข้อมูลธุรกิจ</w:t>
+        <w:br/>
+        <w:t>ON CONFLICT (impacted_store_code, impact_month) DO UPDATE</w:t>
+        <w:br/>
+        <w:t xml:space="preserve">   SET updated_at = CURRENT_TIMESTAMP</w:t>
+        <w:br/>
+        <w:t>RETURNING id;   -- ใช้เป็น impact_process_id ของขั้นที่ 3</w:t>
+        <w:br/>
+        <w:br/>
+        <w:t>-- ขั้นที่ 3: คู่ร้าน (ใช้ id จากขั้นที่ 2 เป็น impact_process_id)</w:t>
+        <w:br/>
         <w:t>INSERT INTO sgi_fgi_impact_stores</w:t>
         <w:br/>
         <w:t xml:space="preserve">    (impact_process_id, impacted_store_code, new_store_code, impact_month, distance_km,</w:t>
         <w:br/>
         <w:t xml:space="preserve">     verify_status, created_by, created_at, updated_at)</w:t>
         <w:br/>
-        <w:t>VALUES ($1 /* impact_process_id */, $2 /* impacted_store_code */, $3 /* new_store_code */, $4 /* impact_month */, $5 /* distance_km */,</w:t>
+        <w:t>VALUES ($5 /* impact_process_id */, $1 /* impacted_store_code */, $6 /* new_store_code */, $2 /* impact_month */,</w:t>
+        <w:br/>
+        <w:t xml:space="preserve">        $7 /* distance_km */,     -- แปลงเป็นกิโลเมตรแล้วเท่านั้น (DDL ไม่มีคอลัมน์หน่วย)</w:t>
         <w:br/>
         <w:t xml:space="preserve">        'W',              -- รอตรวจ · กฎ DENY/ON_PROCESS จะเปลี่ยนเป็น N/P ในขั้นถัดไป</w:t>
         <w:br/>
-        <w:t xml:space="preserve">        $6 /* created_by */,      -- 'ALM' เมื่อมาจากวิว ALLMAP · 'STA' เมื่อระบบ Statement ส่งเข้ามา (ห้ามพึ่ง DEFAULT)</w:t>
+        <w:t xml:space="preserve">        $8 /* created_by */,      -- 'ALM' เมื่อมาจากวิว ALLMAP · 'STA' เมื่อระบบ Statement ส่งเข้ามา (ห้ามพึ่ง DEFAULT)</w:t>
         <w:br/>
         <w:t xml:space="preserve">        CURRENT_TIMESTAMP, CURRENT_TIMESTAMP)</w:t>
         <w:br/>
         <w:t>ON CONFLICT (impacted_store_code, new_store_code, impact_month) DO NOTHING;</w:t>
+        <w:br/>
+        <w:t>-- sales_request_status ไม่ต้องใส่ — DEFAULT 'W' ของ DDL ให้ค่าอยู่แล้ว และ Job 2 ไม่แตะคอลัมน์นี้</w:t>
       </w:r>
     </w:p>
     <w:p>
@@ -5936,25 +6078,70 @@
         <w:keepLines/>
       </w:pPr>
       <w:r>
-        <w:t xml:space="preserve">⚠️ legacy ส่ง </w:t>
+        <w:t xml:space="preserve">✅ </w:t>
       </w:r>
       <w:r>
         <w:rPr>
           <w:b/>
         </w:rPr>
-        <w:t>ปี พ.ศ.</w:t>
+        <w:t>ปิดแล้ว 2026-09-12 — `PERIOD_YEAR` เป็น ค.ศ.</w:t>
       </w:r>
       <w:r>
-        <w:t xml:space="preserve"> เข้าวิว </w:t>
+        <w:t xml:space="preserve"> ตรวจฐานเดิมจริง (</w:t>
       </w:r>
       <w:r>
         <w:rPr>
           <w:rFonts w:ascii="Courier New" w:hAnsi="Courier New" w:eastAsia="Courier New" w:cs="Tahoma"/>
         </w:rPr>
-        <w:t>SEVEN_IMPACT_VIEW</w:t>
+        <w:t>FGI_IMPACT_STORE_BK_20250515</w:t>
       </w:r>
       <w:r>
-        <w:t xml:space="preserve"> (ตัวอย่างในเอกสารเดิมคือ </w:t>
+        <w:t xml:space="preserve"> 26,264 แถว) พบปี </w:t>
+      </w:r>
+      <w:r>
+        <w:rPr>
+          <w:b/>
+        </w:rPr>
+        <w:t>2016-2025 เท่านั้น ไม่มีค่า 25xx เลย</w:t>
+      </w:r>
+      <w:r>
+        <w:t xml:space="preserve"> และคอลัมน์นี้คัดลอกตรงจาก </w:t>
+      </w:r>
+      <w:r>
+        <w:rPr>
+          <w:rFonts w:ascii="Courier New" w:hAnsi="Courier New" w:eastAsia="Courier New" w:cs="Tahoma"/>
+        </w:rPr>
+        <w:t>PERIOD_YEAR</w:t>
+      </w:r>
+      <w:r>
+        <w:t xml:space="preserve"> ของวิว (</w:t>
+      </w:r>
+      <w:r>
+        <w:rPr>
+          <w:rFonts w:ascii="Courier New" w:hAnsi="Courier New" w:eastAsia="Courier New" w:cs="Tahoma"/>
+        </w:rPr>
+        <w:t>ImportStoreMapper.java:39</w:t>
+      </w:r>
+      <w:r>
+        <w:t>) · โค้ดเดิมก็ส่ง ค.ศ. (</w:t>
+      </w:r>
+      <w:r>
+        <w:rPr>
+          <w:rFonts w:ascii="Courier New" w:hAnsi="Courier New" w:eastAsia="Courier New" w:cs="Tahoma"/>
+        </w:rPr>
+        <w:t>Locale.US</w:t>
+      </w:r>
+      <w:r>
+        <w:t xml:space="preserve"> = Gregorian ที่ </w:t>
+      </w:r>
+      <w:r>
+        <w:rPr>
+          <w:rFonts w:ascii="Courier New" w:hAnsi="Courier New" w:eastAsia="Courier New" w:cs="Tahoma"/>
+        </w:rPr>
+        <w:t>DateUtils.java:356</w:t>
+      </w:r>
+      <w:r>
+        <w:t xml:space="preserve">) ไม่มีการแปลง 543 ที่ใดเลย · ตัวอย่าง </w:t>
       </w:r>
       <w:r>
         <w:rPr>
@@ -5963,7 +6150,16 @@
         <w:t>ALL|2569|06</w:t>
       </w:r>
       <w:r>
-        <w:t xml:space="preserve">) — ค่าที่ยิงเข้าวิว ALLMAP คงรูปแบบเดิมของวิว แต่ </w:t>
+        <w:t xml:space="preserve"> ในเอกสารเก่า</w:t>
+      </w:r>
+      <w:r>
+        <w:rPr>
+          <w:b/>
+        </w:rPr>
+        <w:t>เป็นตัวอย่างที่เขียนผิด</w:t>
+      </w:r>
+      <w:r>
+        <w:t xml:space="preserve"> ไม่ใช่พฤติกรรมจริง · </w:t>
       </w:r>
       <w:r>
         <w:rPr>
@@ -5972,16 +6168,16 @@
         <w:t>INPUT</w:t>
       </w:r>
       <w:r>
-        <w:t xml:space="preserve"> ของ job ใหม่รับเป็น </w:t>
+        <w:t xml:space="preserve"> ของ job ใหม่รับ ค.ศ. และยิง ค.ศ. ตรง ๆ (env </w:t>
       </w:r>
       <w:r>
         <w:rPr>
-          <w:b/>
+          <w:rFonts w:ascii="Courier New" w:hAnsi="Courier New" w:eastAsia="Courier New" w:cs="Tahoma"/>
         </w:rPr>
-        <w:t>ค.ศ.</w:t>
+        <w:t>SGI_JOB2_ALLMAP_YEAR_ERA=AD</w:t>
       </w:r>
       <w:r>
-        <w:t xml:space="preserve"> และแปลงตอนประกอบ query เท่านั้น</w:t>
+        <w:t>)</w:t>
       </w:r>
     </w:p>
     <w:p>
@@ -7460,7 +7656,7 @@
         <w:pageBreakBefore w:val="0"/>
       </w:pPr>
       <w:r>
-        <w:t>⚠️ ช่องว่างของ schema ที่ต้องปิดก่อน implement เงื่อนไขข้างบนได้จริง</w:t>
+        <w:t>ช่องว่างที่เคยค้างของหัวข้อนี้ — ปิดครบแล้ว (เก็บไว้เป็นประวัติ)</w:t>
       </w:r>
     </w:p>
     <w:p>
@@ -7468,16 +7664,7 @@
         <w:keepNext w:val="0"/>
       </w:pPr>
       <w:r>
-        <w:t xml:space="preserve">แถวในตารางนี้ไม่ใช่ "ข้อควรระวัง" แต่เป็น </w:t>
-      </w:r>
-      <w:r>
-        <w:rPr>
-          <w:b/>
-        </w:rPr>
-        <w:t>ของที่ยังไม่มีในโครง 20 ตาราง</w:t>
-      </w:r>
-      <w:r>
-        <w:t xml:space="preserve"> — เขียนโค้ดตามเงื่อนไขด้านบนแล้วจะ compile ไม่ผ่าน/คิวรีพังทันที</w:t>
+        <w:t>ทุกข้อปิดแล้ว — เก็บตารางไว้เพื่อให้ตามรอยได้ว่าเคยค้างอะไรและปิดด้วยอะไร</w:t>
       </w:r>
     </w:p>
     <w:tbl>
@@ -7880,7 +8067,7 @@
                 <w:rFonts w:ascii="Arial" w:hAnsi="Arial" w:eastAsia="Arial" w:cs="Tahoma"/>
                 <w:sz w:val="18"/>
               </w:rPr>
-              <w:t xml:space="preserve"> ⏳ ยังค้าง</w:t>
+              <w:t xml:space="preserve"> ✅ ปิดแล้ว 2026-09-12</w:t>
             </w:r>
           </w:p>
         </w:tc>
@@ -7967,7 +8154,7 @@
                 <w:rFonts w:ascii="Arial" w:hAnsi="Arial" w:eastAsia="Arial" w:cs="Tahoma"/>
                 <w:sz w:val="18"/>
               </w:rPr>
-              <w:t xml:space="preserve"> (อ่านอย่างเดียว · ห้ามคัดลอกมาเก็บซ้ำเพราะจะ stale) — สิ่งที่ต้องทำก่อน implement คือ </w:t>
+              <w:t xml:space="preserve"> (อ่านอย่างเดียว) · </w:t>
             </w:r>
             <w:r>
               <w:rPr>
@@ -7975,7 +8162,115 @@
                 <w:b/>
                 <w:sz w:val="18"/>
               </w:rPr>
+              <w:t>วัดผลกระทบจากข้อมูลจริงแล้ว</w:t>
+            </w:r>
+            <w:r>
+              <w:rPr>
+                <w:rFonts w:ascii="Arial" w:hAnsi="Arial" w:eastAsia="Arial" w:cs="Tahoma"/>
+                <w:sz w:val="18"/>
+              </w:rPr>
+              <w:t xml:space="preserve">: แถว ALM 23,120 แถวที่หาร้านใน master เจอ เปลี่ยนจาก snapshot มาใช้ </w:t>
+            </w:r>
+            <w:r>
+              <w:rPr>
+                <w:rFonts w:ascii="Courier New" w:hAnsi="Courier New" w:eastAsia="Courier New" w:cs="Tahoma"/>
+                <w:sz w:val="18"/>
+              </w:rPr>
+              <w:t>mas_store.status_type</w:t>
+            </w:r>
+            <w:r>
+              <w:rPr>
+                <w:rFonts w:ascii="Arial" w:hAnsi="Arial" w:eastAsia="Arial" w:cs="Tahoma"/>
+                <w:sz w:val="18"/>
+              </w:rPr>
+              <w:t xml:space="preserve"> ปัจจุบันแล้ว</w:t>
+            </w:r>
+            <w:r>
+              <w:rPr>
+                <w:rFonts w:ascii="Arial" w:hAnsi="Arial" w:eastAsia="Arial" w:cs="Tahoma"/>
+                <w:b/>
+                <w:sz w:val="18"/>
+              </w:rPr>
+              <w:t>ผลตัดสินพลิกแค่ 19 แถว (0.08%)</w:t>
+            </w:r>
+            <w:r>
+              <w:rPr>
+                <w:rFonts w:ascii="Arial" w:hAnsi="Arial" w:eastAsia="Arial" w:cs="Tahoma"/>
+                <w:sz w:val="18"/>
+              </w:rPr>
+              <w:t xml:space="preserve"> และฝั่งร้านใหม่ (</w:t>
+            </w:r>
+            <w:r>
+              <w:rPr>
+                <w:rFonts w:ascii="Courier New" w:hAnsi="Courier New" w:eastAsia="Courier New" w:cs="Tahoma"/>
+                <w:sz w:val="18"/>
+              </w:rPr>
+              <w:t>branchtype_n = F</w:t>
+            </w:r>
+            <w:r>
+              <w:rPr>
+                <w:rFonts w:ascii="Arial" w:hAnsi="Arial" w:eastAsia="Arial" w:cs="Tahoma"/>
+                <w:sz w:val="18"/>
+              </w:rPr>
+              <w:t xml:space="preserve">) </w:t>
+            </w:r>
+            <w:r>
+              <w:rPr>
+                <w:rFonts w:ascii="Arial" w:hAnsi="Arial" w:eastAsia="Arial" w:cs="Tahoma"/>
+                <w:b/>
+                <w:sz w:val="18"/>
+              </w:rPr>
+              <w:t>พลิก 0 แถว</w:t>
+            </w:r>
+            <w:r>
+              <w:rPr>
+                <w:rFonts w:ascii="Arial" w:hAnsi="Arial" w:eastAsia="Arial" w:cs="Tahoma"/>
+                <w:sz w:val="18"/>
+              </w:rPr>
+              <w:t xml:space="preserve"> — จึงไม่คุ้มที่จะเพิ่มคอลัมน์ snapshot · สิ่งที่เหลือคือ </w:t>
+            </w:r>
+            <w:r>
+              <w:rPr>
+                <w:rFonts w:ascii="Arial" w:hAnsi="Arial" w:eastAsia="Arial" w:cs="Tahoma"/>
+                <w:b/>
+                <w:sz w:val="18"/>
+              </w:rPr>
               <w:t>ยืนยันสิทธิ์อ่านข้าม schema + index บน `mas_store.branch_id` / `fr_store.store_id`</w:t>
+            </w:r>
+            <w:r>
+              <w:rPr>
+                <w:rFonts w:ascii="Arial" w:hAnsi="Arial" w:eastAsia="Arial" w:cs="Tahoma"/>
+                <w:sz w:val="18"/>
+              </w:rPr>
+              <w:t xml:space="preserve"> (ข้อมูลจริง: ร้าน 1,056 ร้านมีสัญญา </w:t>
+            </w:r>
+            <w:r>
+              <w:rPr>
+                <w:rFonts w:ascii="Courier New" w:hAnsi="Courier New" w:eastAsia="Courier New" w:cs="Tahoma"/>
+                <w:sz w:val="18"/>
+              </w:rPr>
+              <w:t>fr_store</w:t>
+            </w:r>
+            <w:r>
+              <w:rPr>
+                <w:rFonts w:ascii="Arial" w:hAnsi="Arial" w:eastAsia="Arial" w:cs="Tahoma"/>
+                <w:sz w:val="18"/>
+              </w:rPr>
+              <w:t xml:space="preserve"> มากกว่า 1 ฉบับ — ชั้น </w:t>
+            </w:r>
+            <w:r>
+              <w:rPr>
+                <w:rFonts w:ascii="Courier New" w:hAnsi="Courier New" w:eastAsia="Courier New" w:cs="Tahoma"/>
+                <w:sz w:val="18"/>
+              </w:rPr>
+              <w:t>dense_rank() = 1</w:t>
+            </w:r>
+            <w:r>
+              <w:rPr>
+                <w:rFonts w:ascii="Arial" w:hAnsi="Arial" w:eastAsia="Arial" w:cs="Tahoma"/>
+                <w:sz w:val="18"/>
+              </w:rPr>
+              <w:t xml:space="preserve"> จำเป็นจริง ไม่ใช่ทฤษฎี)</w:t>
             </w:r>
           </w:p>
         </w:tc>
@@ -8199,7 +8494,114 @@
                 <w:rFonts w:ascii="Arial" w:hAnsi="Arial" w:eastAsia="Arial" w:cs="Tahoma"/>
                 <w:sz w:val="18"/>
               </w:rPr>
-              <w:t xml:space="preserve"> = ถูกตัดทิ้ง</w:t>
+              <w:t xml:space="preserve"> = ถูกตัดทิ้ง&lt;br&gt;</w:t>
+            </w:r>
+            <w:r>
+              <w:rPr>
+                <w:rFonts w:ascii="Arial" w:hAnsi="Arial" w:eastAsia="Arial" w:cs="Tahoma"/>
+                <w:b/>
+                <w:sz w:val="18"/>
+              </w:rPr>
+              <w:t>ข้อมูลจริง (26,264 แถว):</w:t>
+            </w:r>
+            <w:r>
+              <w:rPr>
+                <w:rFonts w:ascii="Arial" w:hAnsi="Arial" w:eastAsia="Arial" w:cs="Tahoma"/>
+                <w:sz w:val="18"/>
+              </w:rPr>
+              <w:t xml:space="preserve"> </w:t>
+            </w:r>
+            <w:r>
+              <w:rPr>
+                <w:rFonts w:ascii="Courier New" w:hAnsi="Courier New" w:eastAsia="Courier New" w:cs="Tahoma"/>
+                <w:sz w:val="18"/>
+              </w:rPr>
+              <w:t>N</w:t>
+            </w:r>
+            <w:r>
+              <w:rPr>
+                <w:rFonts w:ascii="Arial" w:hAnsi="Arial" w:eastAsia="Arial" w:cs="Tahoma"/>
+                <w:sz w:val="18"/>
+              </w:rPr>
+              <w:t xml:space="preserve"> 14,424 · </w:t>
+            </w:r>
+            <w:r>
+              <w:rPr>
+                <w:rFonts w:ascii="Courier New" w:hAnsi="Courier New" w:eastAsia="Courier New" w:cs="Tahoma"/>
+                <w:sz w:val="18"/>
+              </w:rPr>
+              <w:t>Y</w:t>
+            </w:r>
+            <w:r>
+              <w:rPr>
+                <w:rFonts w:ascii="Arial" w:hAnsi="Arial" w:eastAsia="Arial" w:cs="Tahoma"/>
+                <w:sz w:val="18"/>
+              </w:rPr>
+              <w:t xml:space="preserve"> 8,556 · </w:t>
+            </w:r>
+            <w:r>
+              <w:rPr>
+                <w:rFonts w:ascii="Courier New" w:hAnsi="Courier New" w:eastAsia="Courier New" w:cs="Tahoma"/>
+                <w:sz w:val="18"/>
+              </w:rPr>
+              <w:t>W</w:t>
+            </w:r>
+            <w:r>
+              <w:rPr>
+                <w:rFonts w:ascii="Arial" w:hAnsi="Arial" w:eastAsia="Arial" w:cs="Tahoma"/>
+                <w:sz w:val="18"/>
+              </w:rPr>
+              <w:t xml:space="preserve"> 3,064 · </w:t>
+            </w:r>
+            <w:r>
+              <w:rPr>
+                <w:rFonts w:ascii="Courier New" w:hAnsi="Courier New" w:eastAsia="Courier New" w:cs="Tahoma"/>
+                <w:sz w:val="18"/>
+              </w:rPr>
+              <w:t>P</w:t>
+            </w:r>
+            <w:r>
+              <w:rPr>
+                <w:rFonts w:ascii="Arial" w:hAnsi="Arial" w:eastAsia="Arial" w:cs="Tahoma"/>
+                <w:sz w:val="18"/>
+              </w:rPr>
+              <w:t xml:space="preserve"> 220 — </w:t>
+            </w:r>
+            <w:r>
+              <w:rPr>
+                <w:rFonts w:ascii="Courier New" w:hAnsi="Courier New" w:eastAsia="Courier New" w:cs="Tahoma"/>
+                <w:sz w:val="18"/>
+              </w:rPr>
+              <w:t>Y</w:t>
+            </w:r>
+            <w:r>
+              <w:rPr>
+                <w:rFonts w:ascii="Arial" w:hAnsi="Arial" w:eastAsia="Arial" w:cs="Tahoma"/>
+                <w:sz w:val="18"/>
+              </w:rPr>
+              <w:t xml:space="preserve"> ของเดิมคือ "ยอดขายผ่านแล้ว" ซึ่งโครงใหม่แยกไป </w:t>
+            </w:r>
+            <w:r>
+              <w:rPr>
+                <w:rFonts w:ascii="Courier New" w:hAnsi="Courier New" w:eastAsia="Courier New" w:cs="Tahoma"/>
+                <w:sz w:val="18"/>
+              </w:rPr>
+              <w:t>sales_request_status</w:t>
+            </w:r>
+            <w:r>
+              <w:rPr>
+                <w:rFonts w:ascii="Arial" w:hAnsi="Arial" w:eastAsia="Arial" w:cs="Tahoma"/>
+                <w:sz w:val="18"/>
+              </w:rPr>
+              <w:t xml:space="preserve"> </w:t>
+            </w:r>
+            <w:r>
+              <w:rPr>
+                <w:rFonts w:ascii="Arial" w:hAnsi="Arial" w:eastAsia="Arial" w:cs="Tahoma"/>
+                <w:b/>
+                <w:sz w:val="18"/>
+              </w:rPr>
+              <w:t>migration ต้องแมป ไม่ใช่คัดลอกตรง</w:t>
             </w:r>
           </w:p>
         </w:tc>
@@ -8253,6 +8655,13 @@
                 <w:sz w:val="18"/>
               </w:rPr>
               <w:t>_DENY</w:t>
+            </w:r>
+            <w:r>
+              <w:rPr>
+                <w:rFonts w:ascii="Arial" w:hAnsi="Arial" w:eastAsia="Arial" w:cs="Tahoma"/>
+                <w:sz w:val="18"/>
+              </w:rPr>
+              <w:t xml:space="preserve"> · ตรวจฐาน stqa 2026-09-12</w:t>
             </w:r>
           </w:p>
         </w:tc>
@@ -8391,7 +8800,101 @@
                 <w:rFonts w:ascii="Arial" w:hAnsi="Arial" w:eastAsia="Arial" w:cs="Tahoma"/>
                 <w:sz w:val="18"/>
               </w:rPr>
-              <w:t xml:space="preserve"> = คนคีย์เอง</w:t>
+              <w:t xml:space="preserve"> = คนคีย์เอง&lt;br&gt;</w:t>
+            </w:r>
+            <w:r>
+              <w:rPr>
+                <w:rFonts w:ascii="Arial" w:hAnsi="Arial" w:eastAsia="Arial" w:cs="Tahoma"/>
+                <w:b/>
+                <w:sz w:val="18"/>
+              </w:rPr>
+              <w:t>ข้อมูลจริง:</w:t>
+            </w:r>
+            <w:r>
+              <w:rPr>
+                <w:rFonts w:ascii="Arial" w:hAnsi="Arial" w:eastAsia="Arial" w:cs="Tahoma"/>
+                <w:sz w:val="18"/>
+              </w:rPr>
+              <w:t xml:space="preserve"> </w:t>
+            </w:r>
+            <w:r>
+              <w:rPr>
+                <w:rFonts w:ascii="Courier New" w:hAnsi="Courier New" w:eastAsia="Courier New" w:cs="Tahoma"/>
+                <w:sz w:val="18"/>
+              </w:rPr>
+              <w:t>CREATE_BY</w:t>
+            </w:r>
+            <w:r>
+              <w:rPr>
+                <w:rFonts w:ascii="Arial" w:hAnsi="Arial" w:eastAsia="Arial" w:cs="Tahoma"/>
+                <w:sz w:val="18"/>
+              </w:rPr>
+              <w:t xml:space="preserve"> = ALM 23,126 · STA 3,138 (</w:t>
+            </w:r>
+            <w:r>
+              <w:rPr>
+                <w:rFonts w:ascii="Arial" w:hAnsi="Arial" w:eastAsia="Arial" w:cs="Tahoma"/>
+                <w:b/>
+                <w:sz w:val="18"/>
+              </w:rPr>
+              <w:t>ไม่มี `USER` เลย</w:t>
+            </w:r>
+            <w:r>
+              <w:rPr>
+                <w:rFonts w:ascii="Arial" w:hAnsi="Arial" w:eastAsia="Arial" w:cs="Tahoma"/>
+                <w:sz w:val="18"/>
+              </w:rPr>
+              <w:t xml:space="preserve">) · </w:t>
+            </w:r>
+            <w:r>
+              <w:rPr>
+                <w:rFonts w:ascii="Courier New" w:hAnsi="Courier New" w:eastAsia="Courier New" w:cs="Tahoma"/>
+                <w:sz w:val="18"/>
+              </w:rPr>
+              <w:t>UPDATE_BY</w:t>
+            </w:r>
+            <w:r>
+              <w:rPr>
+                <w:rFonts w:ascii="Arial" w:hAnsi="Arial" w:eastAsia="Arial" w:cs="Tahoma"/>
+                <w:sz w:val="18"/>
+              </w:rPr>
+              <w:t xml:space="preserve"> = </w:t>
+            </w:r>
+            <w:r>
+              <w:rPr>
+                <w:rFonts w:ascii="Arial" w:hAnsi="Arial" w:eastAsia="Arial" w:cs="Tahoma"/>
+                <w:b/>
+                <w:sz w:val="18"/>
+              </w:rPr>
+              <w:t>NULL ทั้ง 26,264 แถว</w:t>
+            </w:r>
+            <w:r>
+              <w:rPr>
+                <w:rFonts w:ascii="Arial" w:hAnsi="Arial" w:eastAsia="Arial" w:cs="Tahoma"/>
+                <w:sz w:val="18"/>
+              </w:rPr>
+              <w:t xml:space="preserve"> → เงื่อนไข </w:t>
+            </w:r>
+            <w:r>
+              <w:rPr>
+                <w:rFonts w:ascii="Courier New" w:hAnsi="Courier New" w:eastAsia="Courier New" w:cs="Tahoma"/>
+                <w:sz w:val="18"/>
+              </w:rPr>
+              <w:t>'ALM' IN (created_by, updated_by)</w:t>
+            </w:r>
+            <w:r>
+              <w:rPr>
+                <w:rFonts w:ascii="Arial" w:hAnsi="Arial" w:eastAsia="Arial" w:cs="Tahoma"/>
+                <w:sz w:val="18"/>
+              </w:rPr>
+              <w:t xml:space="preserve"> ของกฎตัดทิ้ง ในทางปฏิบัติเท่ากับ </w:t>
+            </w:r>
+            <w:r>
+              <w:rPr>
+                <w:rFonts w:ascii="Courier New" w:hAnsi="Courier New" w:eastAsia="Courier New" w:cs="Tahoma"/>
+                <w:sz w:val="18"/>
+              </w:rPr>
+              <w:t>created_by = 'ALM'</w:t>
             </w:r>
           </w:p>
         </w:tc>
@@ -8431,6 +8934,13 @@
                 <w:sz w:val="18"/>
               </w:rPr>
               <w:t>FRANCHISE_STATEMENT</w:t>
+            </w:r>
+            <w:r>
+              <w:rPr>
+                <w:rFonts w:ascii="Arial" w:hAnsi="Arial" w:eastAsia="Arial" w:cs="Tahoma"/>
+                <w:sz w:val="18"/>
+              </w:rPr>
+              <w:t xml:space="preserve"> · ตรวจฐาน stqa 2026-09-12</w:t>
             </w:r>
           </w:p>
         </w:tc>
@@ -8739,6 +9249,222 @@
                 <w:sz w:val="18"/>
               </w:rPr>
               <w:t xml:space="preserve"> ในกฎตัดทิ้ง</w:t>
+            </w:r>
+          </w:p>
+        </w:tc>
+      </w:tr>
+      <w:tr>
+        <w:trPr>
+          <w:cantSplit/>
+        </w:trPr>
+        <w:tc>
+          <w:tcPr>
+            <w:tcW w:type="dxa" w:w="3360"/>
+            <w:vAlign w:val="center"/>
+          </w:tcPr>
+          <w:p>
+            <w:pPr>
+              <w:keepLines/>
+              <w:spacing w:after="0"/>
+            </w:pPr>
+            <w:r>
+              <w:rPr>
+                <w:rFonts w:ascii="Arial" w:hAnsi="Arial" w:eastAsia="Arial" w:cs="Tahoma"/>
+                <w:sz w:val="18"/>
+              </w:rPr>
+            </w:r>
+            <w:r>
+              <w:rPr>
+                <w:rFonts w:ascii="Arial" w:hAnsi="Arial" w:eastAsia="Arial" w:cs="Tahoma"/>
+                <w:sz w:val="18"/>
+              </w:rPr>
+              <w:t xml:space="preserve">หน่วยของ </w:t>
+            </w:r>
+            <w:r>
+              <w:rPr>
+                <w:rFonts w:ascii="Courier New" w:hAnsi="Courier New" w:eastAsia="Courier New" w:cs="Tahoma"/>
+                <w:sz w:val="18"/>
+              </w:rPr>
+              <w:t>DISTANCE_UNIT</w:t>
+            </w:r>
+            <w:r>
+              <w:rPr>
+                <w:rFonts w:ascii="Arial" w:hAnsi="Arial" w:eastAsia="Arial" w:cs="Tahoma"/>
+                <w:sz w:val="18"/>
+              </w:rPr>
+              <w:t xml:space="preserve"> ที่ ALLMAP ส่งมาจริง</w:t>
+            </w:r>
+          </w:p>
+        </w:tc>
+        <w:tc>
+          <w:tcPr>
+            <w:tcW w:type="dxa" w:w="3360"/>
+            <w:vAlign w:val="center"/>
+          </w:tcPr>
+          <w:p>
+            <w:pPr>
+              <w:keepLines/>
+              <w:spacing w:after="0"/>
+            </w:pPr>
+            <w:r>
+              <w:rPr>
+                <w:rFonts w:ascii="Arial" w:hAnsi="Arial" w:eastAsia="Arial" w:cs="Tahoma"/>
+                <w:sz w:val="18"/>
+              </w:rPr>
+            </w:r>
+            <w:r>
+              <w:rPr>
+                <w:rFonts w:ascii="Arial" w:hAnsi="Arial" w:eastAsia="Arial" w:cs="Tahoma"/>
+                <w:b/>
+                <w:sz w:val="18"/>
+              </w:rPr>
+              <w:t>`กิโลเมตร` (ภาษาไทย) ค่าเดียวเท่านั้น</w:t>
+            </w:r>
+            <w:r>
+              <w:rPr>
+                <w:rFonts w:ascii="Arial" w:hAnsi="Arial" w:eastAsia="Arial" w:cs="Tahoma"/>
+                <w:sz w:val="18"/>
+              </w:rPr>
+              <w:t xml:space="preserve"> — 23,127 แถวของ </w:t>
+            </w:r>
+            <w:r>
+              <w:rPr>
+                <w:rFonts w:ascii="Courier New" w:hAnsi="Courier New" w:eastAsia="Courier New" w:cs="Tahoma"/>
+                <w:sz w:val="18"/>
+              </w:rPr>
+              <w:t>CREATE_BY = 'ALM'</w:t>
+            </w:r>
+            <w:r>
+              <w:rPr>
+                <w:rFonts w:ascii="Arial" w:hAnsi="Arial" w:eastAsia="Arial" w:cs="Tahoma"/>
+                <w:sz w:val="18"/>
+              </w:rPr>
+              <w:t xml:space="preserve"> ทั้งหมด · ไม่เคยส่ง </w:t>
+            </w:r>
+            <w:r>
+              <w:rPr>
+                <w:rFonts w:ascii="Courier New" w:hAnsi="Courier New" w:eastAsia="Courier New" w:cs="Tahoma"/>
+                <w:sz w:val="18"/>
+              </w:rPr>
+              <w:t>KM</w:t>
+            </w:r>
+            <w:r>
+              <w:rPr>
+                <w:rFonts w:ascii="Arial" w:hAnsi="Arial" w:eastAsia="Arial" w:cs="Tahoma"/>
+                <w:sz w:val="18"/>
+              </w:rPr>
+              <w:t>/</w:t>
+            </w:r>
+            <w:r>
+              <w:rPr>
+                <w:rFonts w:ascii="Courier New" w:hAnsi="Courier New" w:eastAsia="Courier New" w:cs="Tahoma"/>
+                <w:sz w:val="18"/>
+              </w:rPr>
+              <w:t>M</w:t>
+            </w:r>
+            <w:r>
+              <w:rPr>
+                <w:rFonts w:ascii="Arial" w:hAnsi="Arial" w:eastAsia="Arial" w:cs="Tahoma"/>
+                <w:sz w:val="18"/>
+              </w:rPr>
+              <w:t xml:space="preserve"> ภาษาอังกฤษเลย · แถว </w:t>
+            </w:r>
+            <w:r>
+              <w:rPr>
+                <w:rFonts w:ascii="Courier New" w:hAnsi="Courier New" w:eastAsia="Courier New" w:cs="Tahoma"/>
+                <w:sz w:val="18"/>
+              </w:rPr>
+              <w:t>STA</w:t>
+            </w:r>
+            <w:r>
+              <w:rPr>
+                <w:rFonts w:ascii="Arial" w:hAnsi="Arial" w:eastAsia="Arial" w:cs="Tahoma"/>
+                <w:sz w:val="18"/>
+              </w:rPr>
+              <w:t xml:space="preserve"> ส่ง </w:t>
+            </w:r>
+            <w:r>
+              <w:rPr>
+                <w:rFonts w:ascii="Courier New" w:hAnsi="Courier New" w:eastAsia="Courier New" w:cs="Tahoma"/>
+                <w:sz w:val="18"/>
+              </w:rPr>
+              <w:t>DISTANCE = 0</w:t>
+            </w:r>
+            <w:r>
+              <w:rPr>
+                <w:rFonts w:ascii="Arial" w:hAnsi="Arial" w:eastAsia="Arial" w:cs="Tahoma"/>
+                <w:sz w:val="18"/>
+              </w:rPr>
+              <w:t xml:space="preserve"> และหน่วยเป็น NULL&lt;br&gt;ระยะทางจริงอยู่ในช่วง </w:t>
+            </w:r>
+            <w:r>
+              <w:rPr>
+                <w:rFonts w:ascii="Arial" w:hAnsi="Arial" w:eastAsia="Arial" w:cs="Tahoma"/>
+                <w:b/>
+                <w:sz w:val="18"/>
+              </w:rPr>
+              <w:t>0.03–1.52 กม.</w:t>
+            </w:r>
+            <w:r>
+              <w:rPr>
+                <w:rFonts w:ascii="Arial" w:hAnsi="Arial" w:eastAsia="Arial" w:cs="Tahoma"/>
+                <w:sz w:val="18"/>
+              </w:rPr>
+              <w:t xml:space="preserve"> และคอลัมน์เดิมเป็น </w:t>
+            </w:r>
+            <w:r>
+              <w:rPr>
+                <w:rFonts w:ascii="Courier New" w:hAnsi="Courier New" w:eastAsia="Courier New" w:cs="Tahoma"/>
+                <w:sz w:val="18"/>
+              </w:rPr>
+              <w:t>NUMBER(3,2)</w:t>
+            </w:r>
+            <w:r>
+              <w:rPr>
+                <w:rFonts w:ascii="Arial" w:hAnsi="Arial" w:eastAsia="Arial" w:cs="Tahoma"/>
+                <w:sz w:val="18"/>
+              </w:rPr>
+              <w:t xml:space="preserve"> = เก็บเป็นกิโลเมตรอยู่แล้ว</w:t>
+            </w:r>
+          </w:p>
+        </w:tc>
+        <w:tc>
+          <w:tcPr>
+            <w:tcW w:type="dxa" w:w="3360"/>
+            <w:vAlign w:val="center"/>
+          </w:tcPr>
+          <w:p>
+            <w:pPr>
+              <w:keepLines/>
+              <w:spacing w:after="0"/>
+            </w:pPr>
+            <w:r>
+              <w:rPr>
+                <w:rFonts w:ascii="Arial" w:hAnsi="Arial" w:eastAsia="Arial" w:cs="Tahoma"/>
+                <w:sz w:val="18"/>
+              </w:rPr>
+            </w:r>
+            <w:r>
+              <w:rPr>
+                <w:rFonts w:ascii="Arial" w:hAnsi="Arial" w:eastAsia="Arial" w:cs="Tahoma"/>
+                <w:sz w:val="18"/>
+              </w:rPr>
+              <w:t xml:space="preserve">ตรวจฐาน stqa 2026-09-12 — whitelist การแปลงหน่วยต้องมี </w:t>
+            </w:r>
+            <w:r>
+              <w:rPr>
+                <w:rFonts w:ascii="Arial" w:hAnsi="Arial" w:eastAsia="Arial" w:cs="Tahoma"/>
+                <w:color w:val="8A3324"/>
+                <w:sz w:val="18"/>
+              </w:rPr>
+              <w:t>กิโลเมตร</w:t>
+            </w:r>
+            <w:r>
+              <w:rPr>
+                <w:rFonts w:ascii="Arial" w:hAnsi="Arial" w:eastAsia="Arial" w:cs="Tahoma"/>
+                <w:sz w:val="18"/>
+              </w:rPr>
+              <w:t xml:space="preserve"> เป็นอย่างน้อย</w:t>
             </w:r>
           </w:p>
         </w:tc>
@@ -9064,6 +9790,49 @@
           <w:rFonts w:ascii="Courier New" w:hAnsi="Courier New" w:eastAsia="Courier New" w:cs="Tahoma"/>
           <w:sz w:val="16"/>
         </w:rPr>
+        <w:t>-- 🔴 อ่านสองข้อนี้ก่อนใช้ SQL ด้านล่าง — ทั้งคู่ยังไม่ตรงกับระบบเดิม 100%</w:t>
+        <w:br/>
+        <w:t>--</w:t>
+        <w:br/>
+        <w:t>-- (1) แหล่งของ branchtype — SQL นี้ใช้ ms_i.status_type / ms_n.status_type จาก mas_store</w:t>
+        <w:br/>
+        <w:t>--     แต่ระบบเดิมใช้ decode(fis.create_by,'STA', ms_i.status_type, fis.branchtype_i)</w:t>
+        <w:br/>
+        <w:t>--     (ImportStoreJdbc.java:229) =&gt; แถว 'ALM' ซึ่งเป็นแถวที่ Job 2 สร้าง **ใช้ค่าจาก ALLMAP ไม่ใช่ master**</w:t>
+        <w:br/>
+        <w:t>--     การเปลี่ยนมา join master เป็นการ **เปลี่ยนพฤติกรรมทางธุรกิจ** (ผล P/N อาจต่างจากเดิม)</w:t>
+        <w:br/>
+        <w:t>--     ไม่ใช่แค่ปรับโครงสร้าง — ช่องว่าง G3 จึงยังไม่ปิด ต้องเคาะก่อน (DECISIONS ข้อ 2.15)</w:t>
+        <w:br/>
+        <w:t>--</w:t>
+        <w:br/>
+        <w:t>-- (2) การเลือกสัญญา fr_store — LEFT JOIN ตรง ๆ ข้างล่างยัง **ไม่รักษากติกาเดิม**</w:t>
+        <w:br/>
+        <w:t>--     ร้านหนึ่งร้านมีหลายสัญญาในงวดเดียวได้ ระบบเดิมจึงคัดเหลือฉบับเดียวก่อนเสมอ:</w:t>
+        <w:br/>
+        <w:t>--</w:t>
+        <w:br/>
+        <w:t>--       dense_rank() OVER (PARTITION BY store_id, งวด</w:t>
+        <w:br/>
+        <w:t>--                          ORDER BY start_date DESC, cancel_type, order_id DESC) = 1</w:t>
+        <w:br/>
+        <w:t>--       WHERE COALESCE(status,'-') &lt;&gt; 'D'</w:t>
+        <w:br/>
+        <w:t>--         AND store_id &lt;&gt; '00000'</w:t>
+        <w:br/>
+        <w:t>--         AND cancel_type IS NOT NULL</w:t>
+        <w:br/>
+        <w:t>--         AND TRUNC(start_date)  &lt;= วันสุดท้ายของงวด</w:t>
+        <w:br/>
+        <w:t>--         AND COALESCE(cancel_date, DATE '4000-01-01') &gt;= วันแรกของงวด</w:t>
+        <w:br/>
+        <w:t>--</w:t>
+        <w:br/>
+        <w:t>--     ถ้าไม่ใส่ชั้นนี้ JOIN จะได้หลายแถวต่อร้าน =&gt; นิติบุคคล/วันสัญญาที่เอามาตัดสินอาจเป็นคนละฉบับ</w:t>
+        <w:br/>
+        <w:t>--     กับที่ระบบเดิมใช้ และ UPDATE จะได้ผล P/N ไม่คงที่ **ต้องทำเป็น CTE คัดให้เหลือ rank 1 ก่อน join**</w:t>
+        <w:br/>
+        <w:br/>
         <w:t>-- ค1. ตัดทิ้ง : รันก่อน (updateImpactStoreByJuristicNotMeetCondition · บรรทัด 344-380)</w:t>
         <w:br/>
         <w:t>UPDATE sgi_fgi_impact_stores a</w:t>
@@ -9846,6 +10615,166 @@
                 <w:rFonts w:ascii="Arial" w:hAnsi="Arial" w:eastAsia="Arial" w:cs="Tahoma"/>
                 <w:sz w:val="18"/>
               </w:rPr>
+              <w:t>sgi_impacted_stores</w:t>
+            </w:r>
+          </w:p>
+        </w:tc>
+        <w:tc>
+          <w:tcPr>
+            <w:tcW w:type="dxa" w:w="3360"/>
+            <w:vAlign w:val="center"/>
+          </w:tcPr>
+          <w:p>
+            <w:pPr>
+              <w:keepLines/>
+              <w:spacing w:after="0"/>
+            </w:pPr>
+            <w:r>
+              <w:rPr>
+                <w:rFonts w:ascii="Arial" w:hAnsi="Arial" w:eastAsia="Arial" w:cs="Tahoma"/>
+                <w:sz w:val="18"/>
+              </w:rPr>
+            </w:r>
+            <w:r>
+              <w:rPr>
+                <w:rFonts w:ascii="Arial" w:hAnsi="Arial" w:eastAsia="Arial" w:cs="Tahoma"/>
+                <w:sz w:val="18"/>
+              </w:rPr>
+              <w:t>R/W</w:t>
+            </w:r>
+          </w:p>
+        </w:tc>
+        <w:tc>
+          <w:tcPr>
+            <w:tcW w:type="dxa" w:w="3360"/>
+            <w:vAlign w:val="center"/>
+          </w:tcPr>
+          <w:p>
+            <w:pPr>
+              <w:keepLines/>
+              <w:spacing w:after="0"/>
+            </w:pPr>
+            <w:r>
+              <w:rPr>
+                <w:rFonts w:ascii="Arial" w:hAnsi="Arial" w:eastAsia="Arial" w:cs="Tahoma"/>
+                <w:sz w:val="18"/>
+              </w:rPr>
+            </w:r>
+            <w:r>
+              <w:rPr>
+                <w:rFonts w:ascii="Arial" w:hAnsi="Arial" w:eastAsia="Arial" w:cs="Tahoma"/>
+                <w:sz w:val="18"/>
+              </w:rPr>
+              <w:t>upsert ร้านที่ถูกกระทบก่อน (FK ต้นทาง) — ห้ามเขียนทับค่าที่ Job 2 ไม่มีข้อมูล เช่น opt_dv_user_id / latitude / longitude</w:t>
+            </w:r>
+          </w:p>
+        </w:tc>
+      </w:tr>
+      <w:tr>
+        <w:trPr>
+          <w:cantSplit/>
+        </w:trPr>
+        <w:tc>
+          <w:tcPr>
+            <w:tcW w:type="dxa" w:w="3360"/>
+            <w:vAlign w:val="center"/>
+          </w:tcPr>
+          <w:p>
+            <w:pPr>
+              <w:keepLines/>
+              <w:spacing w:after="0"/>
+            </w:pPr>
+            <w:r>
+              <w:rPr>
+                <w:rFonts w:ascii="Arial" w:hAnsi="Arial" w:eastAsia="Arial" w:cs="Tahoma"/>
+                <w:sz w:val="18"/>
+              </w:rPr>
+            </w:r>
+            <w:r>
+              <w:rPr>
+                <w:rFonts w:ascii="Arial" w:hAnsi="Arial" w:eastAsia="Arial" w:cs="Tahoma"/>
+                <w:sz w:val="18"/>
+              </w:rPr>
+              <w:t>sgi_fgi_impact_processes</w:t>
+            </w:r>
+          </w:p>
+        </w:tc>
+        <w:tc>
+          <w:tcPr>
+            <w:tcW w:type="dxa" w:w="3360"/>
+            <w:vAlign w:val="center"/>
+          </w:tcPr>
+          <w:p>
+            <w:pPr>
+              <w:keepLines/>
+              <w:spacing w:after="0"/>
+            </w:pPr>
+            <w:r>
+              <w:rPr>
+                <w:rFonts w:ascii="Arial" w:hAnsi="Arial" w:eastAsia="Arial" w:cs="Tahoma"/>
+                <w:sz w:val="18"/>
+              </w:rPr>
+            </w:r>
+            <w:r>
+              <w:rPr>
+                <w:rFonts w:ascii="Arial" w:hAnsi="Arial" w:eastAsia="Arial" w:cs="Tahoma"/>
+                <w:sz w:val="18"/>
+              </w:rPr>
+              <w:t>R/W</w:t>
+            </w:r>
+          </w:p>
+        </w:tc>
+        <w:tc>
+          <w:tcPr>
+            <w:tcW w:type="dxa" w:w="3360"/>
+            <w:vAlign w:val="center"/>
+          </w:tcPr>
+          <w:p>
+            <w:pPr>
+              <w:keepLines/>
+              <w:spacing w:after="0"/>
+            </w:pPr>
+            <w:r>
+              <w:rPr>
+                <w:rFonts w:ascii="Arial" w:hAnsi="Arial" w:eastAsia="Arial" w:cs="Tahoma"/>
+                <w:sz w:val="18"/>
+              </w:rPr>
+            </w:r>
+            <w:r>
+              <w:rPr>
+                <w:rFonts w:ascii="Arial" w:hAnsi="Arial" w:eastAsia="Arial" w:cs="Tahoma"/>
+                <w:sz w:val="18"/>
+              </w:rPr>
+              <w:t>upsert แถวแม่ของ (ร้าน + งวด) แล้วอ่าน id กลับมาใส่ impact_process_id — ON CONFLICT DO NOTHING ไม่คืนแถว ต้อง SELECT ซ้ำ</w:t>
+            </w:r>
+          </w:p>
+        </w:tc>
+      </w:tr>
+      <w:tr>
+        <w:trPr>
+          <w:cantSplit/>
+        </w:trPr>
+        <w:tc>
+          <w:tcPr>
+            <w:tcW w:type="dxa" w:w="3360"/>
+            <w:vAlign w:val="center"/>
+          </w:tcPr>
+          <w:p>
+            <w:pPr>
+              <w:keepLines/>
+              <w:spacing w:after="0"/>
+            </w:pPr>
+            <w:r>
+              <w:rPr>
+                <w:rFonts w:ascii="Arial" w:hAnsi="Arial" w:eastAsia="Arial" w:cs="Tahoma"/>
+                <w:sz w:val="18"/>
+              </w:rPr>
+            </w:r>
+            <w:r>
+              <w:rPr>
+                <w:rFonts w:ascii="Arial" w:hAnsi="Arial" w:eastAsia="Arial" w:cs="Tahoma"/>
+                <w:sz w:val="18"/>
+              </w:rPr>
               <w:t>sgi_fgi_impact_stores</w:t>
             </w:r>
           </w:p>
@@ -9896,7 +10825,7 @@
                 <w:rFonts w:ascii="Arial" w:hAnsi="Arial" w:eastAsia="Arial" w:cs="Tahoma"/>
                 <w:sz w:val="18"/>
               </w:rPr>
-              <w:t>insert คู่ร้านกระทบ–ร้านใหม่ / ตั้ง sales_request_status = W · N · P (ตารางนี้ไม่มี created_by — ช่องทางต้นทางอยู่ที่ sgi_fgi_impact_processes.datasource)</w:t>
+              <w:t>insert คู่ร้านกระทบ–ร้านใหม่ (verify_status = W ตาม DEFAULT) / ตั้ง verify_status เป็น P หรือ N · sales_request_status คงเป็น W ให้ Job 4 หยิบต่อ</w:t>
             </w:r>
           </w:p>
         </w:tc>
@@ -10606,7 +11535,7 @@
                 <w:b/>
                 <w:sz w:val="18"/>
               </w:rPr>
-              <w:t>เพิ่ม `case 'sgi-job-2-import-impact-store':`</w:t>
+              <w:t>เพิ่ม `case 'sgi-import-impact-store':`</w:t>
             </w:r>
             <w:r>
               <w:rPr>
@@ -10823,7 +11752,7 @@
         <w:pageBreakBefore w:val="0"/>
       </w:pPr>
       <w:r>
-        <w:t>การลงทะเบียนใน `src/main.ts` (job `sgi-job-2-import-impact-store`)</w:t>
+        <w:t>การลงทะเบียนใน `src/main.ts` (job `sgi-import-impact-store`)</w:t>
       </w:r>
     </w:p>
     <w:p>
@@ -10838,7 +11767,7 @@
         </w:rPr>
         <w:t>// src/main.ts — เพิ่มเคสนี้ในสวิตช์เดิม (เรียงต่อจาก job ของ SGI ตัวก่อนหน้า)</w:t>
         <w:br/>
-        <w:t xml:space="preserve">      case 'sgi-job-2-import-impact-store': {</w:t>
+        <w:t xml:space="preserve">      case 'sgi-import-impact-store': {</w:t>
         <w:br/>
         <w:t xml:space="preserve">        const { ImportImpactStoreService } = await import('./modules/sgi/job-2-import-impact-store.service');</w:t>
         <w:br/>
@@ -10865,7 +11794,7 @@
         <w:rPr>
           <w:rFonts w:ascii="Courier New" w:hAnsi="Courier New" w:eastAsia="Courier New" w:cs="Tahoma"/>
         </w:rPr>
-        <w:t>StatementService.logInterfest('sgi-job-2-import-impact-store', input)</w:t>
+        <w:t>StatementService.logInterfest('sgi-import-impact-store', input)</w:t>
       </w:r>
       <w:r>
         <w:t xml:space="preserve"> ให้อยู่แล้วก่อนเข้าสวิตช์ → </w:t>
@@ -11015,13 +11944,11 @@
         <w:br/>
         <w:t xml:space="preserve">  cron: string;</w:t>
         <w:br/>
-        <w:t xml:space="preserve">  /** กำหนดการรัน (Cron) — ทุกวันที่ 7 ของเดือน เวลา 07:00 */</w:t>
-        <w:br/>
-        <w:t xml:space="preserve">  cron: string;</w:t>
-        <w:br/>
-        <w:t xml:space="preserve">  /** Argument (ขอบเขต|งวด) — รูปแบบ ZONES|YYYY|MM หรือ ALL|YYYY|MM — ไม่ระบุจะใช้งวดตาม modifyDateToString · ⚠️ ปีในตัวอย่างเป็น พ.ศ. (2569) ตามค่าที่ระบบเดิมใช้กับวิว ALLMAP ซึ่งขัดกับกติกา ค.ศ. ทั้งระบบ (มติ 2026-08-06) — ค่าที่ส่งเข้าวิว ALLMAP คงรูปแบบเดิมของวิว ส่วนค่าที่เขียนลงตารางของ SGI ต้องแปลงเป็น ค.ศ. ทุกครั้ง */</w:t>
-        <w:br/>
-        <w:t xml:space="preserve">  argument: string;</w:t>
+        <w:t xml:space="preserve">  /** ⚠️ ไม่มีฟิลด์นี้โดยตั้งใจ — argument ของระบบใหม่มาจาก `INPUT` (JSON) ตามหัวข้อ 9.2</w:t>
+        <w:br/>
+        <w:t xml:space="preserve">   *  ไม่ใช่ env สตริงแบบ `ZONES|YYYY|MM` ของระบบเดิม (และค่านั้นเป็นปี พ.ศ.)</w:t>
+        <w:br/>
+        <w:t xml:space="preserve">   *  ถ้าต้องการค่าตั้งต้นของงวด ให้คำนวณ "เดือนที่แล้ว" ตามเวลา Asia/Bangkok ในโค้ด */</w:t>
         <w:br/>
         <w:t xml:space="preserve">  /** Source View — dedup ด้วย ROW_NUMBER */</w:t>
         <w:br/>
@@ -11057,10 +11984,6 @@
         <w:t xml:space="preserve">  enabled = (process.env.SGI_JOB2_ENABLED ?? 'true') === 'true';</w:t>
         <w:br/>
         <w:t xml:space="preserve">  cron = process.env.SGI_JOB2_CRON ?? '0 07 7 * *';</w:t>
-        <w:br/>
-        <w:t xml:space="preserve">  cron = process.env.SGI_JOB2_CRON ?? '0 07 7 * *'; // TODO: แก้ผ่าน env/config file แล้ว deploy</w:t>
-        <w:br/>
-        <w:t xml:space="preserve">  argument = process.env.SGI_JOB2_ARGUMENT ?? 'ALL|2569|06'; // TODO: ปีในตัวอย่างเป็น พ.ศ. (2569) ตามค่าที่ระบบเดิมใช้กับวิว ALLMAP ซึ่งขัดกับกติกา ค.ศ. ทั้งระบบ (มติ 2026-08-06) — ค่าที่ส่งเข้าวิว ALLMAP คงรูปแบบเดิมของวิว ส่วนค่าที่เขียนลงตารางของ SGI ต้องแปลงเป็น ค.ศ. ทุกครั้ง (⚠️)</w:t>
         <w:br/>
         <w:t xml:space="preserve">  sourceView = process.env.SGI_JOB2_SOURCE_VIEW ?? 'allmapssa.SEVEN_IMPACT_VIEW (SQL Server GSMALLMAP)'; // TODO: ค่าคงที่ทางธุรกิจ — เปลี่ยนต้องผ่านการอนุมัติ</w:t>
         <w:br/>
@@ -11304,7 +12227,7 @@
         <w:t xml:space="preserve">  }</w:t>
         <w:br/>
         <w:br/>
-        <w:t xml:space="preserve">  // insert คู่ใหม่ sales_request_status = W</w:t>
+        <w:t xml:space="preserve">  // insert คู่ใหม่ verify_status = W (ค่า DEFAULT)</w:t>
         <w:br/>
         <w:t xml:space="preserve">  async step05Insert(state: JobState, manager?: EntityManager): Promise&lt;void&gt; {</w:t>
         <w:br/>
@@ -11333,7 +12256,7 @@
         <w:t xml:space="preserve">  }</w:t>
         <w:br/>
         <w:br/>
-        <w:t xml:space="preserve">  // เข้าเงื่อนไข ON_PROCESS หรือ sgi_fgi_impact_processes.datasource = STA?</w:t>
+        <w:t xml:space="preserve">  // เข้าเงื่อนไข ON_PROCESS หรือ sgi_fgi_impact_stores.created_by = STA?</w:t>
         <w:br/>
         <w:t xml:space="preserve">  //   เงื่อนไขจริง: ดูตารางในหัวข้อ "เงื่อนไขตัดสิน (Decision Rules)" ของเอกสารฉบับนี้</w:t>
         <w:br/>
@@ -11344,7 +12267,7 @@
         <w:t xml:space="preserve">  }</w:t>
         <w:br/>
         <w:br/>
-        <w:t xml:space="preserve">  // sales_request_status = P (On Process) แล้ววนจนครบทุกแถว</w:t>
+        <w:t xml:space="preserve">  // verify_status = P (On Process) แล้ววนจนครบทุกแถว</w:t>
         <w:br/>
         <w:t xml:space="preserve">  async step09Process(state: JobState, manager?: EntityManager): Promise&lt;void&gt; {</w:t>
         <w:br/>
@@ -12028,7 +12951,7 @@
                 <w:rFonts w:ascii="Arial" w:hAnsi="Arial" w:eastAsia="Arial" w:cs="Tahoma"/>
                 <w:sz w:val="18"/>
               </w:rPr>
-              <w:t>[branch] ข้ามรายการ — ของเดิมไม่ถูกอัปเดต (updateList เป็น dead code)</w:t>
+              <w:t>[บันทึกผลแล้วไป record ถัดไป] ข้ามรายการ — ของเดิมไม่ถูกอัปเดต (updateList เป็น dead code)</w:t>
             </w:r>
           </w:p>
         </w:tc>
@@ -12108,7 +13031,7 @@
                 <w:rFonts w:ascii="Arial" w:hAnsi="Arial" w:eastAsia="Arial" w:cs="Tahoma"/>
                 <w:sz w:val="18"/>
               </w:rPr>
-              <w:t>insert คู่ใหม่ sales_request_status = W</w:t>
+              <w:t>insert คู่ใหม่ verify_status = W (ค่า DEFAULT)</w:t>
             </w:r>
           </w:p>
         </w:tc>
@@ -12418,7 +13341,7 @@
                 <w:rFonts w:ascii="Arial" w:hAnsi="Arial" w:eastAsia="Arial" w:cs="Tahoma"/>
                 <w:sz w:val="18"/>
               </w:rPr>
-              <w:t>[err] sales_request_status = N (Deny)</w:t>
+              <w:t>[บันทึกผลแล้วไป record ถัดไป] verify_status = N (Deny)</w:t>
             </w:r>
           </w:p>
         </w:tc>
@@ -12498,7 +13421,7 @@
                 <w:rFonts w:ascii="Arial" w:hAnsi="Arial" w:eastAsia="Arial" w:cs="Tahoma"/>
                 <w:sz w:val="18"/>
               </w:rPr>
-              <w:t>เข้าเงื่อนไข ON_PROCESS หรือ sgi_fgi_impact_processes.datasource = STA?</w:t>
+              <w:t>เข้าเงื่อนไข ON_PROCESS หรือ sgi_fgi_impact_stores.created_by = STA?</w:t>
             </w:r>
           </w:p>
         </w:tc>
@@ -12548,7 +13471,7 @@
                 <w:rFonts w:ascii="Arial" w:hAnsi="Arial" w:eastAsia="Arial" w:cs="Tahoma"/>
                 <w:sz w:val="18"/>
               </w:rPr>
-              <w:t>[branch] คงค่า W (รอตรวจสอบ)</w:t>
+              <w:t>[บันทึกผลแล้วไป record ถัดไป] คงค่า verify_status = W (รอตรวจสอบ)</w:t>
             </w:r>
           </w:p>
         </w:tc>
@@ -12628,7 +13551,7 @@
                 <w:rFonts w:ascii="Arial" w:hAnsi="Arial" w:eastAsia="Arial" w:cs="Tahoma"/>
                 <w:sz w:val="18"/>
               </w:rPr>
-              <w:t>sales_request_status = P (On Process) แล้ววนจนครบทุกแถว</w:t>
+              <w:t>verify_status = P (On Process) แล้ววนจนครบทุกแถว</w:t>
             </w:r>
           </w:p>
         </w:tc>
@@ -12862,7 +13785,9 @@
         <w:br/>
         <w:t xml:space="preserve">    const startedAt = Date.now();</w:t>
         <w:br/>
-        <w:t xml:space="preserve">    // TODO: state ถือ counter (read/written/skipped/rejected) และค่าจาก job2Config</w:t>
+        <w:t xml:space="preserve">    // TODO: state ถือ candidates ที่อ่านมา + counter (read/written/skipped/rejected/marked)</w:t>
+        <w:br/>
+        <w:t xml:space="preserve">    //       และค่าจาก job2Config — ทุก counter ต้องถูกอัปเดตจาก record จริง ไม่ใช่ค่าคงที่</w:t>
         <w:br/>
         <w:t xml:space="preserve">    const state = this.service.createState(ctx);</w:t>
         <w:br/>
@@ -12882,61 +13807,75 @@
         <w:br/>
         <w:t xml:space="preserve">      }</w:t>
         <w:br/>
+        <w:t xml:space="preserve">      // TODO: candidate มาจากขั้นอ่านข้อมูลด้านบน — ลูปนี้จำเป็นเพราะมี branch ระดับ record</w:t>
+        <w:br/>
+        <w:t xml:space="preserve">      //       (ขั้นที่ตัดสินรายแถวจะ `continue`/`return` ออกจากรอบของ record นั้น)</w:t>
+        <w:br/>
+        <w:t xml:space="preserve">      //       เยื้องบรรทัดในลูปให้เรียบร้อยตอนคัดลอกเข้าโปรเจกต์จริง</w:t>
+        <w:br/>
+        <w:t xml:space="preserve">      for (const record of state.candidates) {</w:t>
+        <w:br/>
         <w:t xml:space="preserve">      // ขั้นที่ 4 (decision): เป็นคู่ร้านใหม่ (ยังไม่มีใน Oracle)? · TODO: Errata E4: รันซ้ำจะไม่อัปเดตคู่เดิม</w:t>
         <w:br/>
         <w:t xml:space="preserve">      const ok04 = await this.service.check04Update(state);</w:t>
         <w:br/>
         <w:t xml:space="preserve">      if (!ok04) { // NO → ข้ามรายการ — ของเดิมไม่ถูกอัปเดต (updateList เป็น dead code)</w:t>
         <w:br/>
-        <w:t xml:space="preserve">        // TODO: เส้น NO ของขั้นนี้เป็น branch ระดับ record — ผังไม่ได้ระบุว่าหยุดหรือไปต่อ</w:t>
-        <w:br/>
-        <w:t xml:space="preserve">        //   ถ้าเป็น 'ข้ามรายการ'      -&gt; state.skipped += 1; แล้ว continue ในลูปของ record</w:t>
-        <w:br/>
-        <w:t xml:space="preserve">        //   ถ้าเป็น 'ตั้งค่าแล้วไปต่อ' -&gt; เรียก service ตั้งค่าสถานะ แล้วเดินขั้นถัดไป (ห้าม return)</w:t>
-        <w:br/>
-        <w:t xml:space="preserve">        //   ถ้าเป็น 'คงสถานะเดิม/ไม่เปิดงาน' -&gt; หยุดเฉพาะ record นี้ ห้ามไหลไปขั้นถัดไป</w:t>
+        <w:t xml:space="preserve">        await this.service.mark04(state);</w:t>
+        <w:br/>
+        <w:t xml:space="preserve">        state.marked += 1;</w:t>
+        <w:br/>
+        <w:t xml:space="preserve">        continue; // ไป record ถัดไป — ไม่ใช่ error ของทั้ง job</w:t>
         <w:br/>
         <w:t xml:space="preserve">      }</w:t>
         <w:br/>
-        <w:t xml:space="preserve">      // === transaction boundary === TODO: หนึ่ง transaction + savepoint</w:t>
+        <w:t xml:space="preserve">      // === transaction boundary === TODO: ทั้ง 3 ขั้น (impacted_stores → impact_processes → impact_stores) ของ candidate หนึ่งราย อยู่ใน transaction เดียวกัน · chunk ล้ม rollback เฉพาะ chunk · ห้ามซ้อน transaction สองชั้นแบบระบบเดิม</w:t>
         <w:br/>
         <w:t xml:space="preserve">      await this.dataSource.transaction(async (manager: EntityManager) =&gt; {</w:t>
         <w:br/>
-        <w:t xml:space="preserve">        // ขั้นที่ 5: insert คู่ใหม่ sales_request_status = W · TODO: ช่องทางต้นทางเก็บที่ sgi_fgi_impact_processes.datasource = ALM (sgi_fgi_impact_stores ไม่มีคอลัมน์ created_by/datasource)</w:t>
+        <w:t xml:space="preserve">        // ขั้นที่ 5: insert คู่ใหม่ verify_status = W (ค่า DEFAULT) · TODO: created_by = ALM (คอลัมน์ของ sgi_fgi_impact_stores เอง) · ช่องทางต้นทางระดับรอบชดเชยอยู่ที่ sgi_fgi_impact_processes.datasource</w:t>
         <w:br/>
         <w:t xml:space="preserve">        await this.service.step05Insert(state, manager);</w:t>
         <w:br/>
+        <w:t xml:space="preserve">        // ขั้นที่ 6: เติมข้อมูล master และ enrichment data · TODO: INNER JOIN — ถ้า master ไม่ครบ แถวจะหลุดหายเงียบ ๆ</w:t>
+        <w:br/>
+        <w:t xml:space="preserve">        await this.service.step06Enrich(state, manager);</w:t>
+        <w:br/>
+        <w:t xml:space="preserve">        // ขั้นที่ 7 (decision): ผ่านกฎ DENY? (ตรวจก่อน ON_PROCESS) · TODO: DENY: สาขา N=F / juristic เดียวกัน / สัญญา SBP ไม่คลุมงวด / เก่ากว่า 12 เดือน</w:t>
+        <w:br/>
+        <w:t xml:space="preserve">        const ok07 = await this.service.check07Validate(state);</w:t>
+        <w:br/>
+        <w:t xml:space="preserve">        if (!ok07) { // NO → verify_status = N (Deny)</w:t>
+        <w:br/>
+        <w:t xml:space="preserve">          await this.service.mark07(state, manager);</w:t>
+        <w:br/>
+        <w:t xml:space="preserve">          state.marked += 1;</w:t>
+        <w:br/>
+        <w:t xml:space="preserve">          return; // ออกจาก transaction แบบ commit — ผล mark ต้องถูกบันทึก</w:t>
+        <w:br/>
+        <w:t xml:space="preserve">        }</w:t>
+        <w:br/>
+        <w:t xml:space="preserve">        // ขั้นที่ 8 (decision): เข้าเงื่อนไข ON_PROCESS หรือ sgi_fgi_impact_stores.created_by = STA? · TODO: แถวที่ created_by = STA เข้าสถานะ P ได้อัตโนมัติ</w:t>
+        <w:br/>
+        <w:t xml:space="preserve">        const ok08 = await this.service.check08Condition(state);</w:t>
+        <w:br/>
+        <w:t xml:space="preserve">        if (!ok08) { // NO → คงค่า verify_status = W (รอตรวจสอบ)</w:t>
+        <w:br/>
+        <w:t xml:space="preserve">          await this.service.mark08(state, manager);</w:t>
+        <w:br/>
+        <w:t xml:space="preserve">          state.marked += 1;</w:t>
+        <w:br/>
+        <w:t xml:space="preserve">          return; // ออกจาก transaction แบบ commit — ผล mark ต้องถูกบันทึก</w:t>
+        <w:br/>
+        <w:t xml:space="preserve">        }</w:t>
+        <w:br/>
+        <w:t xml:space="preserve">        // ขั้นที่ 9: verify_status = P (On Process) แล้ววนจนครบทุกแถว · TODO: sales_request_status ไม่ถูกแตะเลย — คงเป็น W ตาม DEFAULT ให้ Job 4 หยิบต่อ</w:t>
+        <w:br/>
+        <w:t xml:space="preserve">        await this.service.step09Process(state, manager);</w:t>
+        <w:br/>
         <w:t xml:space="preserve">      });</w:t>
         <w:br/>
-        <w:t xml:space="preserve">      // ขั้นที่ 6: เติมข้อมูล master และ enrichment data · TODO: INNER JOIN — ถ้า master ไม่ครบ แถวจะหลุดหายเงียบ ๆ</w:t>
-        <w:br/>
-        <w:t xml:space="preserve">      await this.service.step06Enrich(state);</w:t>
-        <w:br/>
-        <w:t xml:space="preserve">      // ขั้นที่ 7 (decision): ผ่านกฎ DENY? (ตรวจก่อน ON_PROCESS) · TODO: DENY: สาขา N=F / juristic เดียวกัน / สัญญา SBP ไม่คลุมงวด / เก่ากว่า 12 เดือน</w:t>
-        <w:br/>
-        <w:t xml:space="preserve">      const ok07 = await this.service.check07Validate(state);</w:t>
-        <w:br/>
-        <w:t xml:space="preserve">      if (!ok07) throw new JobFailedError('JOB2_STEP07', 'sales_request_status = N (Deny)');</w:t>
-        <w:br/>
-        <w:t xml:space="preserve">      // ขั้นที่ 8 (decision): เข้าเงื่อนไข ON_PROCESS หรือ sgi_fgi_impact_processes.datasource = STA? · TODO: แหล่ง STA เข้าสถานะ P ได้อัตโนมัติ</w:t>
-        <w:br/>
-        <w:t xml:space="preserve">      const ok08 = await this.service.check08Condition(state);</w:t>
-        <w:br/>
-        <w:t xml:space="preserve">      if (!ok08) { // NO → คงค่า W (รอตรวจสอบ)</w:t>
-        <w:br/>
-        <w:t xml:space="preserve">        // TODO: เส้น NO ของขั้นนี้เป็น branch ระดับ record — ผังไม่ได้ระบุว่าหยุดหรือไปต่อ</w:t>
-        <w:br/>
-        <w:t xml:space="preserve">        //   ถ้าเป็น 'ข้ามรายการ'      -&gt; state.skipped += 1; แล้ว continue ในลูปของ record</w:t>
-        <w:br/>
-        <w:t xml:space="preserve">        //   ถ้าเป็น 'ตั้งค่าแล้วไปต่อ' -&gt; เรียก service ตั้งค่าสถานะ แล้วเดินขั้นถัดไป (ห้าม return)</w:t>
-        <w:br/>
-        <w:t xml:space="preserve">        //   ถ้าเป็น 'คงสถานะเดิม/ไม่เปิดงาน' -&gt; หยุดเฉพาะ record นี้ ห้ามไหลไปขั้นถัดไป</w:t>
-        <w:br/>
         <w:t xml:space="preserve">      }</w:t>
-        <w:br/>
-        <w:t xml:space="preserve">      // ขั้นที่ 9: sales_request_status = P (On Process) แล้ววนจนครบทุกแถว</w:t>
-        <w:br/>
-        <w:t xml:space="preserve">      await this.service.step09Process(state);</w:t>
         <w:br/>
         <w:t xml:space="preserve">      return this.summarize(state, 'SUCCESS', startedAt);</w:t>
         <w:br/>
@@ -13045,7 +13984,13 @@
         <w:t xml:space="preserve">  constructor(@Inject('DATA_SOURCE') private readonly dataSource: DataSource) {}</w:t>
         <w:br/>
         <w:br/>
-        <w:t xml:space="preserve">  async runExclusive&lt;T&gt;(jobNo: string, fn: () =&gt; Promise&lt;T&gt;): Promise&lt;T | { status: 'SKIPPED_LOCKED' }&gt; {</w:t>
+        <w:t xml:space="preserve">  // period = งวดที่รอบนี้ทำงาน ('YYYY-MM') — เป็นส่วนหนึ่งของคีย์ล็อก ไม่ใช่แค่หมายเลข job</w:t>
+        <w:br/>
+        <w:t xml:space="preserve">  // (เจอจริง 2026-09-09: ล็อกด้วย jobNo อย่างเดียว = คนละงวดก็รันพร้อมกันไม่ได้</w:t>
+        <w:br/>
+        <w:t xml:space="preserve">  //  ทั้งที่เอกสารระบุว่าคนละงวดต้องรันขนานกันได้ · ส่ง period = null ถ้าต้องการล็อกทั้ง job)</w:t>
+        <w:br/>
+        <w:t xml:space="preserve">  async runExclusive&lt;T&gt;(jobNo: string, period: string | null, fn: () =&gt; Promise&lt;T&gt;): Promise&lt;T | { status: 'SKIPPED_LOCKED' }&gt; {</w:t>
         <w:br/>
         <w:t xml:space="preserve">    // TODO: ต้องใช้ QueryRunner (connection เดียวบน master) — dataSource.query() ของโปรเจกต์นี้</w:t>
         <w:br/>
@@ -13055,7 +14000,19 @@
         <w:br/>
         <w:t xml:space="preserve">    await runner.connect();</w:t>
         <w:br/>
-        <w:t xml:space="preserve">    const objectId = JOB_LOCK_KEYS[jobNo];</w:t>
+        <w:t xml:space="preserve">    // pg_try_advisory_lock(int4, int4) — objectId ต้องอยู่ในช่วง int4</w:t>
+        <w:br/>
+        <w:t xml:space="preserve">    //   ล็อกทั้ง job : objectId = JOB_LOCK_KEYS[jobNo]</w:t>
+        <w:br/>
+        <w:t xml:space="preserve">    //   ล็อกรายงวด  : ผสมงวดเข้าไปด้วย hashtext() แล้วบีบให้อยู่ในช่วงที่ปลอดภัย</w:t>
+        <w:br/>
+        <w:t xml:space="preserve">    const baseId = JOB_LOCK_KEYS[jobNo];</w:t>
+        <w:br/>
+        <w:t xml:space="preserve">    const objectId = period === null ? baseId</w:t>
+        <w:br/>
+        <w:t xml:space="preserve">      : (await runner.query('SELECT (hashtext($1) &amp; 2147483647) % 1000000 + $2 * 1000000 AS id',</w:t>
+        <w:br/>
+        <w:t xml:space="preserve">                            [period, baseId]))[0].id;</w:t>
         <w:br/>
         <w:t xml:space="preserve">    try {</w:t>
         <w:br/>
@@ -13071,7 +14028,7 @@
         <w:br/>
         <w:t xml:space="preserve">        // TODO: รอบนี้ข้ามไปเฉย ๆ ไม่ถือเป็น error และไม่ต้องส่งอีเมล</w:t>
         <w:br/>
-        <w:t xml:space="preserve">        this.logger.warn(JSON.stringify({ event: 'job.skipped.locked', jobNo }));</w:t>
+        <w:t xml:space="preserve">        this.logger.warn(JSON.stringify({ event: 'job.skipped.locked', jobNo, period }));</w:t>
         <w:br/>
         <w:t xml:space="preserve">        return { status: 'SKIPPED_LOCKED' };</w:t>
         <w:br/>
@@ -13262,6 +14219,216 @@
                 <w:rFonts w:ascii="Arial" w:hAnsi="Arial" w:eastAsia="Arial" w:cs="Tahoma"/>
                 <w:sz w:val="18"/>
               </w:rPr>
+              <w:t>sgi_impacted_stores</w:t>
+            </w:r>
+          </w:p>
+        </w:tc>
+        <w:tc>
+          <w:tcPr>
+            <w:tcW w:type="dxa" w:w="2520"/>
+            <w:vAlign w:val="center"/>
+          </w:tcPr>
+          <w:p>
+            <w:pPr>
+              <w:keepLines/>
+              <w:spacing w:after="0"/>
+            </w:pPr>
+            <w:r>
+              <w:rPr>
+                <w:rFonts w:ascii="Arial" w:hAnsi="Arial" w:eastAsia="Arial" w:cs="Tahoma"/>
+                <w:sz w:val="18"/>
+              </w:rPr>
+            </w:r>
+            <w:r>
+              <w:rPr>
+                <w:rFonts w:ascii="Arial" w:hAnsi="Arial" w:eastAsia="Arial" w:cs="Tahoma"/>
+                <w:sz w:val="18"/>
+              </w:rPr>
+              <w:t>R/W</w:t>
+            </w:r>
+          </w:p>
+        </w:tc>
+        <w:tc>
+          <w:tcPr>
+            <w:tcW w:type="dxa" w:w="2520"/>
+            <w:vAlign w:val="center"/>
+          </w:tcPr>
+          <w:p>
+            <w:pPr>
+              <w:keepLines/>
+              <w:spacing w:after="0"/>
+            </w:pPr>
+            <w:r>
+              <w:rPr>
+                <w:rFonts w:ascii="Arial" w:hAnsi="Arial" w:eastAsia="Arial" w:cs="Tahoma"/>
+                <w:sz w:val="18"/>
+              </w:rPr>
+            </w:r>
+            <w:r>
+              <w:rPr>
+                <w:rFonts w:ascii="Arial" w:hAnsi="Arial" w:eastAsia="Arial" w:cs="Tahoma"/>
+                <w:sz w:val="18"/>
+              </w:rPr>
+              <w:t>upsert ร้านที่ถูกกระทบก่อน (FK ต้นทาง) — ห้ามเขียนทับค่าที่ Job 2 ไม่มีข้อมูล เช่น opt_dv_user_id / latitude / longitude</w:t>
+            </w:r>
+          </w:p>
+        </w:tc>
+        <w:tc>
+          <w:tcPr>
+            <w:tcW w:type="dxa" w:w="2520"/>
+            <w:vAlign w:val="center"/>
+          </w:tcPr>
+          <w:p>
+            <w:pPr>
+              <w:keepLines/>
+              <w:spacing w:after="0"/>
+            </w:pPr>
+            <w:r>
+              <w:rPr>
+                <w:rFonts w:ascii="Arial" w:hAnsi="Arial" w:eastAsia="Arial" w:cs="Tahoma"/>
+                <w:sz w:val="18"/>
+              </w:rPr>
+            </w:r>
+            <w:r>
+              <w:rPr>
+                <w:rFonts w:ascii="Arial" w:hAnsi="Arial" w:eastAsia="Arial" w:cs="Tahoma"/>
+                <w:sz w:val="18"/>
+              </w:rPr>
+              <w:t>เขียน SQL ตรงผ่าน DATA_SOURCE</w:t>
+            </w:r>
+          </w:p>
+        </w:tc>
+      </w:tr>
+      <w:tr>
+        <w:trPr>
+          <w:cantSplit/>
+        </w:trPr>
+        <w:tc>
+          <w:tcPr>
+            <w:tcW w:type="dxa" w:w="2520"/>
+            <w:vAlign w:val="center"/>
+          </w:tcPr>
+          <w:p>
+            <w:pPr>
+              <w:keepLines/>
+              <w:spacing w:after="0"/>
+            </w:pPr>
+            <w:r>
+              <w:rPr>
+                <w:rFonts w:ascii="Arial" w:hAnsi="Arial" w:eastAsia="Arial" w:cs="Tahoma"/>
+                <w:sz w:val="18"/>
+              </w:rPr>
+            </w:r>
+            <w:r>
+              <w:rPr>
+                <w:rFonts w:ascii="Arial" w:hAnsi="Arial" w:eastAsia="Arial" w:cs="Tahoma"/>
+                <w:sz w:val="18"/>
+              </w:rPr>
+              <w:t>sgi_fgi_impact_processes</w:t>
+            </w:r>
+          </w:p>
+        </w:tc>
+        <w:tc>
+          <w:tcPr>
+            <w:tcW w:type="dxa" w:w="2520"/>
+            <w:vAlign w:val="center"/>
+          </w:tcPr>
+          <w:p>
+            <w:pPr>
+              <w:keepLines/>
+              <w:spacing w:after="0"/>
+            </w:pPr>
+            <w:r>
+              <w:rPr>
+                <w:rFonts w:ascii="Arial" w:hAnsi="Arial" w:eastAsia="Arial" w:cs="Tahoma"/>
+                <w:sz w:val="18"/>
+              </w:rPr>
+            </w:r>
+            <w:r>
+              <w:rPr>
+                <w:rFonts w:ascii="Arial" w:hAnsi="Arial" w:eastAsia="Arial" w:cs="Tahoma"/>
+                <w:sz w:val="18"/>
+              </w:rPr>
+              <w:t>R/W</w:t>
+            </w:r>
+          </w:p>
+        </w:tc>
+        <w:tc>
+          <w:tcPr>
+            <w:tcW w:type="dxa" w:w="2520"/>
+            <w:vAlign w:val="center"/>
+          </w:tcPr>
+          <w:p>
+            <w:pPr>
+              <w:keepLines/>
+              <w:spacing w:after="0"/>
+            </w:pPr>
+            <w:r>
+              <w:rPr>
+                <w:rFonts w:ascii="Arial" w:hAnsi="Arial" w:eastAsia="Arial" w:cs="Tahoma"/>
+                <w:sz w:val="18"/>
+              </w:rPr>
+            </w:r>
+            <w:r>
+              <w:rPr>
+                <w:rFonts w:ascii="Arial" w:hAnsi="Arial" w:eastAsia="Arial" w:cs="Tahoma"/>
+                <w:sz w:val="18"/>
+              </w:rPr>
+              <w:t>upsert แถวแม่ของ (ร้าน + งวด) แล้วอ่าน id กลับมาใส่ impact_process_id — ON CONFLICT DO NOTHING ไม่คืนแถว ต้อง SELECT ซ้ำ</w:t>
+            </w:r>
+          </w:p>
+        </w:tc>
+        <w:tc>
+          <w:tcPr>
+            <w:tcW w:type="dxa" w:w="2520"/>
+            <w:vAlign w:val="center"/>
+          </w:tcPr>
+          <w:p>
+            <w:pPr>
+              <w:keepLines/>
+              <w:spacing w:after="0"/>
+            </w:pPr>
+            <w:r>
+              <w:rPr>
+                <w:rFonts w:ascii="Arial" w:hAnsi="Arial" w:eastAsia="Arial" w:cs="Tahoma"/>
+                <w:sz w:val="18"/>
+              </w:rPr>
+            </w:r>
+            <w:r>
+              <w:rPr>
+                <w:rFonts w:ascii="Arial" w:hAnsi="Arial" w:eastAsia="Arial" w:cs="Tahoma"/>
+                <w:sz w:val="18"/>
+              </w:rPr>
+              <w:t>เขียน SQL ตรงผ่าน DATA_SOURCE</w:t>
+            </w:r>
+          </w:p>
+        </w:tc>
+      </w:tr>
+      <w:tr>
+        <w:trPr>
+          <w:cantSplit/>
+        </w:trPr>
+        <w:tc>
+          <w:tcPr>
+            <w:tcW w:type="dxa" w:w="2520"/>
+            <w:vAlign w:val="center"/>
+          </w:tcPr>
+          <w:p>
+            <w:pPr>
+              <w:keepLines/>
+              <w:spacing w:after="0"/>
+            </w:pPr>
+            <w:r>
+              <w:rPr>
+                <w:rFonts w:ascii="Arial" w:hAnsi="Arial" w:eastAsia="Arial" w:cs="Tahoma"/>
+                <w:sz w:val="18"/>
+              </w:rPr>
+            </w:r>
+            <w:r>
+              <w:rPr>
+                <w:rFonts w:ascii="Arial" w:hAnsi="Arial" w:eastAsia="Arial" w:cs="Tahoma"/>
+                <w:sz w:val="18"/>
+              </w:rPr>
               <w:t>sgi_fgi_impact_stores</w:t>
             </w:r>
           </w:p>
@@ -13312,7 +14479,7 @@
                 <w:rFonts w:ascii="Arial" w:hAnsi="Arial" w:eastAsia="Arial" w:cs="Tahoma"/>
                 <w:sz w:val="18"/>
               </w:rPr>
-              <w:t>insert คู่ร้านกระทบ–ร้านใหม่ / ตั้ง sales_request_status = W · N · P (ตารางนี้ไม่มี created_by — ช่องทางต้นทางอยู่ที่ sgi_fgi_impact_processes.datasource)</w:t>
+              <w:t>insert คู่ร้านกระทบ–ร้านใหม่ (verify_status = W ตาม DEFAULT) / ตั้ง verify_status เป็น P หรือ N · sales_request_status คงเป็น W ให้ Job 4 หยิบต่อ</w:t>
             </w:r>
           </w:p>
         </w:tc>
@@ -13361,7 +14528,51 @@
         <w:t>--       write ทั้งหมดต้องอยู่ใน transaction เดียวกับที่ระบุใน 9.3</w:t>
         <w:br/>
         <w:br/>
-        <w:t>-- [W] sgi_fgi_impact_stores : insert คู่ร้านกระทบ–ร้านใหม่ / ตั้ง sales_request_status = W · N · P (ตารางนี้ไม่มี created_by — ช่องทางต้นทางอยู่ที่ sgi_fgi_impact_processes.datasource)</w:t>
+        <w:t>-- [R/W] sgi_impacted_stores : upsert ร้านที่ถูกกระทบก่อน (FK ต้นทาง) — ห้ามเขียนทับค่าที่ Job 2 ไม่มีข้อมูล เช่น opt_dv_user_id / latitude / longitude</w:t>
+        <w:br/>
+        <w:t>-- อ่าน candidate แบบล็อกแถว กันรอบอื่น/pod อื่นแย่งอัปเดตแถวเดียวกัน</w:t>
+        <w:br/>
+        <w:t>SELECT store_code, dv_code, is_active, latitude, longitude, opt_dv_user_id, transfer_sbp_date, updated_at   -- ตัดคอลัมน์ที่ job นี้ไม่ได้ใช้ออก (ทั้งตารางมี 8 คอลัมน์)</w:t>
+        <w:br/>
+        <w:t xml:space="preserve">  FROM sgi_impacted_stores</w:t>
+        <w:br/>
+        <w:t xml:space="preserve"> WHERE store_code = $1   -- คีย์ที่ job นี้ใช้คัดแถว (ตารางนี้ไม่มีคอลัมน์งวดของตัวเอง)</w:t>
+        <w:br/>
+        <w:t xml:space="preserve">   FOR UPDATE SKIP LOCKED;</w:t>
+        <w:br/>
+        <w:br/>
+        <w:t>UPDATE sgi_impacted_stores</w:t>
+        <w:br/>
+        <w:t xml:space="preserve">   SET /* TODO: คอลัมน์สถานะ/ผลคำนวณที่ job นี้เขียน */</w:t>
+        <w:br/>
+        <w:t xml:space="preserve">       updated_at = NOW()</w:t>
+        <w:br/>
+        <w:t xml:space="preserve"> WHERE /* คีย์ที่ล็อกไว้จาก SELECT ... FOR UPDATE ข้างบน */ store_code = ANY($1);</w:t>
+        <w:br/>
+        <w:br/>
+        <w:t>-- [R/W] sgi_fgi_impact_processes : upsert แถวแม่ของ (ร้าน + งวด) แล้วอ่าน id กลับมาใส่ impact_process_id — ON CONFLICT DO NOTHING ไม่คืนแถว ต้อง SELECT ซ้ำ</w:t>
+        <w:br/>
+        <w:t>-- อ่าน candidate แบบล็อกแถว กันรอบอื่น/pod อื่นแย่งอัปเดตแถวเดียวกัน</w:t>
+        <w:br/>
+        <w:t>SELECT id, action_status, created_at, datasource, end_compensate_month, end_compensate_year, flag_action, impact_month   -- ตัดคอลัมน์ที่ job นี้ไม่ได้ใช้ออก (ทั้งตารางมี 19 คอลัมน์)</w:t>
+        <w:br/>
+        <w:t xml:space="preserve">  FROM sgi_fgi_impact_processes</w:t>
+        <w:br/>
+        <w:t xml:space="preserve"> WHERE impact_year = $1 AND impact_month = $2  -- คอลัมน์งวดจริงของตารางนี้ตาม DDL</w:t>
+        <w:br/>
+        <w:t xml:space="preserve">   FOR UPDATE SKIP LOCKED;</w:t>
+        <w:br/>
+        <w:br/>
+        <w:t>UPDATE sgi_fgi_impact_processes</w:t>
+        <w:br/>
+        <w:t xml:space="preserve">   SET /* TODO: คอลัมน์สถานะ/ผลคำนวณที่ job นี้เขียน */</w:t>
+        <w:br/>
+        <w:t xml:space="preserve">       updated_at = NOW(), updated_by = 'JOB2'</w:t>
+        <w:br/>
+        <w:t xml:space="preserve"> WHERE /* คีย์ที่ล็อกไว้จาก SELECT ... FOR UPDATE ข้างบน */ id = ANY($1);</w:t>
+        <w:br/>
+        <w:br/>
+        <w:t>-- [W] sgi_fgi_impact_stores : insert คู่ร้านกระทบ–ร้านใหม่ (verify_status = W ตาม DEFAULT) / ตั้ง verify_status เป็น P หรือ N · sales_request_status คงเป็น W ให้ Job 4 หยิบต่อ</w:t>
         <w:br/>
         <w:t>-- คอลัมน์มาจาก DDL จริง — ตัดคอลัมน์ที่ job นี้ไม่ได้เขียนออก แล้วเลื่อนเลข $n ให้ตรง</w:t>
         <w:br/>
@@ -13373,9 +14584,9 @@
         <w:br/>
         <w:t>ON CONFLICT (impacted_store_code, new_store_code, impact_month)   -- unique key จริงตาม DDL ของ sgi_fgi_impact_stores (ห้ามเดา)</w:t>
         <w:br/>
-        <w:t>DO UPDATE SET impact_process_id = EXCLUDED.impact_process_id, adjust_compensate_percent = EXCLUDED.adjust_compensate_percent, adjust_compensation_amount = EXCLUDED.adjust_compensation_amount, created_by = EXCLUDED.created_by, distance_km = EXCLUDED.distance_km, forecast_compensate_percent = EXCLUDED.forecast_compensate_percent, forecast_compensation_amount = EXCLUDED.forecast_compensation_amount, sales_request_status = EXCLUDED.sales_request_status, updated_by = EXCLUDED.updated_by, verify_status = EXCLUDED.verify_status,</w:t>
-        <w:br/>
-        <w:t xml:space="preserve">       updated_at = NOW(), updated_by = 'JOB2';</w:t>
+        <w:t>DO NOTHING;   -- ตามสัญญา idempotency ของ job นี้: คู่ที่มีอยู่แล้วต้องข้ามเงียบ ห้ามอัปเดตทับ</w:t>
+        <w:br/>
+        <w:t>-- ⚠️ DO NOTHING ไม่คืนแถว — ถ้าต้องใช้ id ต่อ ให้ SELECT ซ้ำด้วย business key</w:t>
       </w:r>
     </w:p>
     <w:p>
@@ -13547,7 +14758,7 @@
         <w:keepLines/>
       </w:pPr>
       <w:r>
-        <w:t>ขอบเขต transaction ที่ต้องรักษาเมื่อรันซ้ำ: หนึ่ง transaction + savepoint</w:t>
+        <w:t>ขอบเขต transaction ที่ต้องรักษาเมื่อรันซ้ำ: ทั้ง 3 ขั้น (impacted_stores → impact_processes → impact_stores) ของ candidate หนึ่งราย อยู่ใน transaction เดียวกัน · chunk ล้ม rollback เฉพาะ chunk · ห้ามซ้อน transaction สองชั้นแบบระบบเดิม</w:t>
       </w:r>
     </w:p>
     <w:p>
@@ -13583,13 +14794,34 @@
         <w:keepLines/>
       </w:pPr>
       <w:r>
-        <w:t xml:space="preserve">สั่งรันนอกรอบผ่าน CLI/runbook เท่านั้น (ไม่มีหน้าจอและไม่มี Job Admin API): </w:t>
+        <w:t xml:space="preserve">สั่งรันนอกรอบผ่าน CLI/runbook เท่านั้น (ไม่มีหน้าจอและไม่มี Job Admin API) — local: </w:t>
       </w:r>
       <w:r>
         <w:rPr>
           <w:rFonts w:ascii="Courier New" w:hAnsi="Courier New" w:eastAsia="Courier New" w:cs="Tahoma"/>
         </w:rPr>
-        <w:t>node dist/batch/cli.js --job=2 --period=&lt;YYYYMM&gt;</w:t>
+        <w:t>JOB_NAME=sgi-import-impact-store INPUT='{"year":2026,"month":6}' npm run start</w:t>
+      </w:r>
+      <w:r>
+        <w:t xml:space="preserve"> · AWS Batch: </w:t>
+      </w:r>
+      <w:r>
+        <w:rPr>
+          <w:rFonts w:ascii="Courier New" w:hAnsi="Courier New" w:eastAsia="Courier New" w:cs="Tahoma"/>
+        </w:rPr>
+        <w:t>node dist/main.js '{"year":2026,"month":6}' sgi-import-impact-store</w:t>
+      </w:r>
+      <w:r>
+        <w:t xml:space="preserve"> (quote เดี่ยวครอบ JSON เสมอ) · ตรวจผลด้วย </w:t>
+      </w:r>
+      <w:r>
+        <w:rPr>
+          <w:rFonts w:ascii="Courier New" w:hAnsi="Courier New" w:eastAsia="Courier New" w:cs="Tahoma"/>
+        </w:rPr>
+        <w:t>echo $?</w:t>
+      </w:r>
+      <w:r>
+        <w:t xml:space="preserve"> ต้องเป็น 0 เมื่อสำเร็จ</w:t>
       </w:r>
     </w:p>
     <w:p>
@@ -13978,7 +15210,7 @@
                 <w:rFonts w:ascii="Arial" w:hAnsi="Arial" w:eastAsia="Arial" w:cs="Tahoma"/>
                 <w:sz w:val="18"/>
               </w:rPr>
-              <w:t>insert คู่ใหม่ sales_request_status = W (ช่องทางต้นทางเก็บที่ sgi_fgi_impact_processes.datasource = ALM (sgi_fgi_impact_stores ไม่มีคอลัมน์ created_by/datasource))</w:t>
+              <w:t>insert คู่ใหม่ verify_status = W (ค่า DEFAULT) (created_by = ALM (คอลัมน์ของ sgi_fgi_impact_stores เอง) · ช่องทางต้นทางระดับรอบชดเชยอยู่ที่ sgi_fgi_impact_processes.datasource)</w:t>
             </w:r>
           </w:p>
         </w:tc>
@@ -14088,7 +15320,7 @@
                 <w:rFonts w:ascii="Arial" w:hAnsi="Arial" w:eastAsia="Arial" w:cs="Tahoma"/>
                 <w:sz w:val="18"/>
               </w:rPr>
-              <w:t>ผ่านกฎ DENY? (ตรวจก่อน ON_PROCESS) | No: sales_request_status = N (Deny) (DENY: สาขา N=F / juristic เดียวกัน / สัญญา SBP ไม่คลุมงวด / เก่ากว่า 12 เดือน)</w:t>
+              <w:t>ผ่านกฎ DENY? (ตรวจก่อน ON_PROCESS) | No: verify_status = N (Deny) (DENY: สาขา N=F / juristic เดียวกัน / สัญญา SBP ไม่คลุมงวด / เก่ากว่า 12 เดือน)</w:t>
             </w:r>
           </w:p>
         </w:tc>
@@ -14143,7 +15375,7 @@
                 <w:rFonts w:ascii="Arial" w:hAnsi="Arial" w:eastAsia="Arial" w:cs="Tahoma"/>
                 <w:sz w:val="18"/>
               </w:rPr>
-              <w:t>เข้าเงื่อนไข ON_PROCESS หรือ sgi_fgi_impact_processes.datasource = STA? | No: คงค่า W (รอตรวจสอบ) (แหล่ง STA เข้าสถานะ P ได้อัตโนมัติ)</w:t>
+              <w:t>เข้าเงื่อนไข ON_PROCESS หรือ sgi_fgi_impact_stores.created_by = STA? | No: คงค่า verify_status = W (รอตรวจสอบ) (แถวที่ created_by = STA เข้าสถานะ P ได้อัตโนมัติ)</w:t>
             </w:r>
           </w:p>
         </w:tc>
@@ -14198,7 +15430,7 @@
                 <w:rFonts w:ascii="Arial" w:hAnsi="Arial" w:eastAsia="Arial" w:cs="Tahoma"/>
                 <w:sz w:val="18"/>
               </w:rPr>
-              <w:t>sales_request_status = P (On Process) แล้ววนจนครบทุกแถว</w:t>
+              <w:t>verify_status = P (On Process) แล้ววนจนครบทุกแถว (sales_request_status ไม่ถูกแตะเลย — คงเป็น W ตาม DEFAULT ให้ Job 4 หยิบต่อ)</w:t>
             </w:r>
           </w:p>
         </w:tc>
@@ -15598,6 +16830,34 @@
                 <w:rFonts w:ascii="Arial" w:hAnsi="Arial" w:eastAsia="Arial" w:cs="Tahoma"/>
                 <w:sz w:val="18"/>
               </w:rPr>
+            </w:r>
+            <w:r>
+              <w:rPr>
+                <w:rFonts w:ascii="Courier New" w:hAnsi="Courier New" w:eastAsia="Courier New" w:cs="Tahoma"/>
+                <w:sz w:val="18"/>
+              </w:rPr>
+              <w:t>sgi_impacted_stores</w:t>
+            </w:r>
+            <w:r>
+              <w:rPr>
+                <w:rFonts w:ascii="Arial" w:hAnsi="Arial" w:eastAsia="Arial" w:cs="Tahoma"/>
+                <w:sz w:val="18"/>
+              </w:rPr>
+              <w:t xml:space="preserve">, </w:t>
+            </w:r>
+            <w:r>
+              <w:rPr>
+                <w:rFonts w:ascii="Courier New" w:hAnsi="Courier New" w:eastAsia="Courier New" w:cs="Tahoma"/>
+                <w:sz w:val="18"/>
+              </w:rPr>
+              <w:t>sgi_fgi_impact_processes</w:t>
+            </w:r>
+            <w:r>
+              <w:rPr>
+                <w:rFonts w:ascii="Arial" w:hAnsi="Arial" w:eastAsia="Arial" w:cs="Tahoma"/>
+                <w:sz w:val="18"/>
+              </w:rPr>
+              <w:t xml:space="preserve">, </w:t>
             </w:r>
             <w:r>
               <w:rPr>

--- a/LLDD/word/Jobs/LLDD-BE-Job-2-ImportImpactStore.docx
+++ b/LLDD/word/Jobs/LLDD-BE-Job-2-ImportImpactStore.docx
@@ -8595,7 +8595,7 @@
                 <w:rFonts w:ascii="Arial" w:hAnsi="Arial" w:eastAsia="Arial" w:cs="Tahoma"/>
                 <w:sz w:val="18"/>
               </w:rPr>
-              <w:t>SGI_ALM_MOVE_TO_BACKUP (ตั้งต้น true · มติ 2026-10-05)</w:t>
+              <w:t>ย้ายเสมอ (ไม่มีสวิตช์ env · มติ 2026-10-15)</w:t>
             </w:r>
           </w:p>
         </w:tc>
@@ -9462,7 +9462,7 @@
                 <w:rFonts w:ascii="Arial" w:hAnsi="Arial" w:eastAsia="Arial" w:cs="Tahoma"/>
                 <w:sz w:val="18"/>
               </w:rPr>
-              <w:t>อ่านไฟล์จาก EAI S3 ด้วย IAM role ของ AWS Batch (ไม่มี credential ในโค้ดหรือพารามิเตอร์) · bucket/prefix มาจาก env S3_BUCKET_ALM/S3_KEY_ALM · ย้ายไฟล์เข้า backup เปิดปิดด้วย SGI_ALM_MOVE_TO_BACKUP (ตั้งต้น true · มติ 2026-10-05) และย้ายเฉพาะรอบที่ไม่ล้มเหลว</w:t>
+              <w:t>อ่านไฟล์จาก EAI S3 ด้วย IAM role ของ AWS Batch (ไม่มี credential ในโค้ดหรือพารามิเตอร์) · bucket/prefix มาจาก env S3_BUCKET_ALM/S3_KEY_ALM · ย้ายไฟล์เข้า backup เสมอเมื่อนำเข้าสำเร็จ (มติ 2026-10-15 · ไม่มีสวิตช์ env) และย้ายเฉพาะรอบที่ไม่ล้มเหลว</w:t>
             </w:r>
           </w:p>
         </w:tc>
